--- a/documentation/SOP/DOCX_v11/SOP_TC_Playbook_GetCDNScanningIndicatorsByASN.docx
+++ b/documentation/SOP/DOCX_v11/SOP_TC_Playbook_GetCDNScanningIndicatorsByASN.docx
@@ -17,7 +17,7 @@
         <mc:AlternateContent>
           <mc:Choice Requires="wps">
             <w:drawing>
-              <wp:anchor distT="0" distB="0" distL="114300" distR="114300" simplePos="0" relativeHeight="251662337" behindDoc="0" locked="0" layoutInCell="1" allowOverlap="1" wp14:anchorId="3C6A9012" wp14:editId="5F25C586">
+              <wp:anchor distT="0" distB="0" distL="114300" distR="114300" simplePos="0" relativeHeight="251662337" behindDoc="0" locked="0" layoutInCell="1" allowOverlap="1" wp14:anchorId="0CE84385" wp14:editId="45730FB8">
                 <wp:simplePos x="0" y="0"/>
                 <wp:positionH relativeFrom="column">
                   <wp:posOffset>-914400</wp:posOffset>
@@ -53,6 +53,7 @@
                             <w:pPr>
                               <w:jc w:val="center"/>
                             </w:pPr>
+                            <w:proofErr w:type="gramStart"/>
                             <w:r>
                               <w:rPr>
                                 <w:rFonts w:ascii="Poppins ExtraBold" w:hAnsi="Poppins ExtraBold" w:cs="Poppins ExtraBold"/>
@@ -60,6 +61,7 @@
                               </w:rPr>
                               <w:t>TLP:AMBER</w:t>
                             </w:r>
+                            <w:proofErr w:type="gramEnd"/>
                           </w:p>
                         </w:txbxContent>
                       </wps:txbx>
@@ -117,7 +119,7 @@
           <w:sz w:val="56"/>
         </w:rPr>
         <w:drawing>
-          <wp:anchor distT="0" distB="0" distL="114300" distR="114300" simplePos="0" relativeHeight="251658241" behindDoc="0" locked="0" layoutInCell="1" allowOverlap="1" wp14:anchorId="47178E5B" wp14:editId="6DBD0961">
+          <wp:anchor distT="0" distB="0" distL="114300" distR="114300" simplePos="0" relativeHeight="251658241" behindDoc="0" locked="0" layoutInCell="1" allowOverlap="1" wp14:anchorId="6A2EEDD8" wp14:editId="256755CE">
             <wp:simplePos x="0" y="0"/>
             <wp:positionH relativeFrom="margin">
               <wp:posOffset>0</wp:posOffset>
@@ -192,7 +194,7 @@
         <mc:AlternateContent>
           <mc:Choice Requires="wps">
             <w:drawing>
-              <wp:anchor distT="0" distB="0" distL="114300" distR="114300" simplePos="0" relativeHeight="251658240" behindDoc="1" locked="1" layoutInCell="1" allowOverlap="1" wp14:anchorId="081DC3A8" wp14:editId="78E7A96B">
+              <wp:anchor distT="0" distB="0" distL="114300" distR="114300" simplePos="0" relativeHeight="251658240" behindDoc="1" locked="1" layoutInCell="1" allowOverlap="1" wp14:anchorId="08538D9D" wp14:editId="086C8858">
                 <wp:simplePos x="0" y="0"/>
                 <wp:positionH relativeFrom="page">
                   <wp:posOffset>0</wp:posOffset>
@@ -308,7 +310,7 @@
           <w:szCs w:val="56"/>
         </w:rPr>
         <w:drawing>
-          <wp:anchor distT="0" distB="0" distL="114300" distR="114300" simplePos="0" relativeHeight="251660289" behindDoc="0" locked="0" layoutInCell="1" allowOverlap="1" wp14:anchorId="6A5B6036" wp14:editId="4E86D8A6">
+          <wp:anchor distT="0" distB="0" distL="114300" distR="114300" simplePos="0" relativeHeight="251660289" behindDoc="0" locked="0" layoutInCell="1" allowOverlap="1" wp14:anchorId="46B7564F" wp14:editId="0276F356">
             <wp:simplePos x="0" y="0"/>
             <wp:positionH relativeFrom="column">
               <wp:posOffset>104774</wp:posOffset>
@@ -401,7 +403,7 @@
         <mc:AlternateContent>
           <mc:Choice Requires="wps">
             <w:drawing>
-              <wp:anchor distT="0" distB="0" distL="114300" distR="114300" simplePos="0" relativeHeight="251661313" behindDoc="0" locked="0" layoutInCell="1" allowOverlap="1" wp14:anchorId="26323AC3" wp14:editId="7005183D">
+              <wp:anchor distT="0" distB="0" distL="114300" distR="114300" simplePos="0" relativeHeight="251661313" behindDoc="0" locked="0" layoutInCell="1" allowOverlap="1" wp14:anchorId="2861ED88" wp14:editId="4FE2323B">
                 <wp:simplePos x="0" y="0"/>
                 <wp:positionH relativeFrom="column">
                   <wp:posOffset>0</wp:posOffset>
@@ -560,8 +562,6 @@
       </w:pPr>
       <w:r>
         <w:t>Version 1.0</w:t>
-      </w:r>
-      <w:r>
         <w:br/>
         <w:t>April 2026</w:t>
       </w:r>
@@ -603,7 +603,491 @@
             <w:t>ts</w:t>
           </w:r>
         </w:p>
-        <w:p/>
+        <w:p>
+          <w:pPr>
+            <w:pStyle w:val="TOC2"/>
+            <w:rPr>
+              <w:rFonts w:asciiTheme="minorHAnsi" w:eastAsiaTheme="minorEastAsia" w:hAnsiTheme="minorHAnsi" w:cstheme="minorBidi"/>
+              <w:b w:val="0"/>
+              <w:i w:val="0"/>
+              <w:iCs w:val="0"/>
+              <w:noProof/>
+              <w:color w:val="auto"/>
+              <w:kern w:val="2"/>
+              <w:sz w:val="24"/>
+              <w:szCs w:val="24"/>
+              <w14:ligatures w14:val="standardContextual"/>
+            </w:rPr>
+          </w:pPr>
+          <w:r>
+            <w:rPr>
+              <w:rFonts w:ascii="Nirmala UI" w:hAnsi="Nirmala UI" w:cs="Nirmala UI"/>
+              <w:i w:val="0"/>
+              <w:iCs w:val="0"/>
+            </w:rPr>
+            <w:fldChar w:fldCharType="begin"/>
+          </w:r>
+          <w:r>
+            <w:rPr>
+              <w:rFonts w:ascii="Nirmala UI" w:hAnsi="Nirmala UI" w:cs="Nirmala UI"/>
+              <w:i w:val="0"/>
+              <w:iCs w:val="0"/>
+            </w:rPr>
+            <w:instrText xml:space="preserve"> TOC \o "1-3" \h \z \u </w:instrText>
+          </w:r>
+          <w:r>
+            <w:rPr>
+              <w:rFonts w:ascii="Nirmala UI" w:hAnsi="Nirmala UI" w:cs="Nirmala UI"/>
+              <w:i w:val="0"/>
+              <w:iCs w:val="0"/>
+            </w:rPr>
+            <w:fldChar w:fldCharType="separate"/>
+          </w:r>
+          <w:hyperlink w:anchor="_Toc225922823" w:history="1">
+            <w:r>
+              <w:rPr>
+                <w:rStyle w:val="Hyperlink"/>
+                <w:rFonts w:ascii="Nirmala UI" w:hAnsi="Nirmala UI" w:cs="Nirmala UI"/>
+                <w:noProof/>
+              </w:rPr>
+              <w:t>Purpose</w:t>
+            </w:r>
+            <w:r>
+              <w:rPr>
+                <w:noProof/>
+                <w:webHidden/>
+              </w:rPr>
+              <w:tab/>
+            </w:r>
+            <w:r>
+              <w:rPr>
+                <w:noProof/>
+                <w:webHidden/>
+              </w:rPr>
+              <w:fldChar w:fldCharType="begin"/>
+            </w:r>
+            <w:r>
+              <w:rPr>
+                <w:noProof/>
+                <w:webHidden/>
+              </w:rPr>
+              <w:instrText xml:space="preserve"> PAGEREF _Toc225922823 \h </w:instrText>
+            </w:r>
+            <w:r>
+              <w:rPr>
+                <w:noProof/>
+                <w:webHidden/>
+              </w:rPr>
+            </w:r>
+            <w:r>
+              <w:rPr>
+                <w:noProof/>
+                <w:webHidden/>
+              </w:rPr>
+              <w:fldChar w:fldCharType="separate"/>
+            </w:r>
+            <w:r>
+              <w:rPr>
+                <w:noProof/>
+                <w:webHidden/>
+              </w:rPr>
+              <w:t>3</w:t>
+            </w:r>
+            <w:r>
+              <w:rPr>
+                <w:noProof/>
+                <w:webHidden/>
+              </w:rPr>
+              <w:fldChar w:fldCharType="end"/>
+            </w:r>
+          </w:hyperlink>
+        </w:p>
+        <w:p>
+          <w:pPr>
+            <w:pStyle w:val="TOC2"/>
+            <w:rPr>
+              <w:rFonts w:asciiTheme="minorHAnsi" w:eastAsiaTheme="minorEastAsia" w:hAnsiTheme="minorHAnsi" w:cstheme="minorBidi"/>
+              <w:b w:val="0"/>
+              <w:i w:val="0"/>
+              <w:iCs w:val="0"/>
+              <w:noProof/>
+              <w:color w:val="auto"/>
+              <w:kern w:val="2"/>
+              <w:sz w:val="24"/>
+              <w:szCs w:val="24"/>
+              <w14:ligatures w14:val="standardContextual"/>
+            </w:rPr>
+          </w:pPr>
+          <w:hyperlink w:anchor="_Toc225922824" w:history="1">
+            <w:r>
+              <w:rPr>
+                <w:rStyle w:val="Hyperlink"/>
+                <w:rFonts w:ascii="Nirmala UI" w:hAnsi="Nirmala UI" w:cs="Nirmala UI"/>
+                <w:noProof/>
+              </w:rPr>
+              <w:t>Phase 1: Production and Initial Review</w:t>
+            </w:r>
+            <w:r>
+              <w:rPr>
+                <w:noProof/>
+                <w:webHidden/>
+              </w:rPr>
+              <w:tab/>
+            </w:r>
+            <w:r>
+              <w:rPr>
+                <w:noProof/>
+                <w:webHidden/>
+              </w:rPr>
+              <w:fldChar w:fldCharType="begin"/>
+            </w:r>
+            <w:r>
+              <w:rPr>
+                <w:noProof/>
+                <w:webHidden/>
+              </w:rPr>
+              <w:instrText xml:space="preserve"> PAGEREF _Toc225922824 \h </w:instrText>
+            </w:r>
+            <w:r>
+              <w:rPr>
+                <w:noProof/>
+                <w:webHidden/>
+              </w:rPr>
+            </w:r>
+            <w:r>
+              <w:rPr>
+                <w:noProof/>
+                <w:webHidden/>
+              </w:rPr>
+              <w:fldChar w:fldCharType="separate"/>
+            </w:r>
+            <w:r>
+              <w:rPr>
+                <w:noProof/>
+                <w:webHidden/>
+              </w:rPr>
+              <w:t>3</w:t>
+            </w:r>
+            <w:r>
+              <w:rPr>
+                <w:noProof/>
+                <w:webHidden/>
+              </w:rPr>
+              <w:fldChar w:fldCharType="end"/>
+            </w:r>
+          </w:hyperlink>
+        </w:p>
+        <w:p>
+          <w:pPr>
+            <w:pStyle w:val="TOC2"/>
+            <w:rPr>
+              <w:rFonts w:asciiTheme="minorHAnsi" w:eastAsiaTheme="minorEastAsia" w:hAnsiTheme="minorHAnsi" w:cstheme="minorBidi"/>
+              <w:b w:val="0"/>
+              <w:i w:val="0"/>
+              <w:iCs w:val="0"/>
+              <w:noProof/>
+              <w:color w:val="auto"/>
+              <w:kern w:val="2"/>
+              <w:sz w:val="24"/>
+              <w:szCs w:val="24"/>
+              <w14:ligatures w14:val="standardContextual"/>
+            </w:rPr>
+          </w:pPr>
+          <w:hyperlink w:anchor="_Toc225922825" w:history="1">
+            <w:r>
+              <w:rPr>
+                <w:rStyle w:val="Hyperlink"/>
+                <w:rFonts w:ascii="Nirmala UI" w:hAnsi="Nirmala UI" w:cs="Nirmala UI"/>
+                <w:noProof/>
+              </w:rPr>
+              <w:t>Phase 2: Finalization and Conversion</w:t>
+            </w:r>
+            <w:r>
+              <w:rPr>
+                <w:noProof/>
+                <w:webHidden/>
+              </w:rPr>
+              <w:tab/>
+            </w:r>
+            <w:r>
+              <w:rPr>
+                <w:noProof/>
+                <w:webHidden/>
+              </w:rPr>
+              <w:fldChar w:fldCharType="begin"/>
+            </w:r>
+            <w:r>
+              <w:rPr>
+                <w:noProof/>
+                <w:webHidden/>
+              </w:rPr>
+              <w:instrText xml:space="preserve"> PAGEREF _Toc225922825 \h </w:instrText>
+            </w:r>
+            <w:r>
+              <w:rPr>
+                <w:noProof/>
+                <w:webHidden/>
+              </w:rPr>
+            </w:r>
+            <w:r>
+              <w:rPr>
+                <w:noProof/>
+                <w:webHidden/>
+              </w:rPr>
+              <w:fldChar w:fldCharType="separate"/>
+            </w:r>
+            <w:r>
+              <w:rPr>
+                <w:noProof/>
+                <w:webHidden/>
+              </w:rPr>
+              <w:t>3</w:t>
+            </w:r>
+            <w:r>
+              <w:rPr>
+                <w:noProof/>
+                <w:webHidden/>
+              </w:rPr>
+              <w:fldChar w:fldCharType="end"/>
+            </w:r>
+          </w:hyperlink>
+        </w:p>
+        <w:p>
+          <w:pPr>
+            <w:pStyle w:val="TOC2"/>
+            <w:rPr>
+              <w:rFonts w:asciiTheme="minorHAnsi" w:eastAsiaTheme="minorEastAsia" w:hAnsiTheme="minorHAnsi" w:cstheme="minorBidi"/>
+              <w:b w:val="0"/>
+              <w:i w:val="0"/>
+              <w:iCs w:val="0"/>
+              <w:noProof/>
+              <w:color w:val="auto"/>
+              <w:kern w:val="2"/>
+              <w:sz w:val="24"/>
+              <w:szCs w:val="24"/>
+              <w14:ligatures w14:val="standardContextual"/>
+            </w:rPr>
+          </w:pPr>
+          <w:hyperlink w:anchor="_Toc225922826" w:history="1">
+            <w:r>
+              <w:rPr>
+                <w:rStyle w:val="Hyperlink"/>
+                <w:rFonts w:ascii="Nirmala UI" w:hAnsi="Nirmala UI" w:cs="Nirmala UI"/>
+                <w:noProof/>
+              </w:rPr>
+              <w:t>Phase 3: Peer Review and Email Distribution</w:t>
+            </w:r>
+            <w:r>
+              <w:rPr>
+                <w:noProof/>
+                <w:webHidden/>
+              </w:rPr>
+              <w:tab/>
+            </w:r>
+            <w:r>
+              <w:rPr>
+                <w:noProof/>
+                <w:webHidden/>
+              </w:rPr>
+              <w:fldChar w:fldCharType="begin"/>
+            </w:r>
+            <w:r>
+              <w:rPr>
+                <w:noProof/>
+                <w:webHidden/>
+              </w:rPr>
+              <w:instrText xml:space="preserve"> PAGEREF _Toc225922826 \h </w:instrText>
+            </w:r>
+            <w:r>
+              <w:rPr>
+                <w:noProof/>
+                <w:webHidden/>
+              </w:rPr>
+            </w:r>
+            <w:r>
+              <w:rPr>
+                <w:noProof/>
+                <w:webHidden/>
+              </w:rPr>
+              <w:fldChar w:fldCharType="separate"/>
+            </w:r>
+            <w:r>
+              <w:rPr>
+                <w:noProof/>
+                <w:webHidden/>
+              </w:rPr>
+              <w:t>3</w:t>
+            </w:r>
+            <w:r>
+              <w:rPr>
+                <w:noProof/>
+                <w:webHidden/>
+              </w:rPr>
+              <w:fldChar w:fldCharType="end"/>
+            </w:r>
+          </w:hyperlink>
+        </w:p>
+        <w:p>
+          <w:pPr>
+            <w:pStyle w:val="TOC2"/>
+            <w:rPr>
+              <w:rFonts w:asciiTheme="minorHAnsi" w:eastAsiaTheme="minorEastAsia" w:hAnsiTheme="minorHAnsi" w:cstheme="minorBidi"/>
+              <w:b w:val="0"/>
+              <w:i w:val="0"/>
+              <w:iCs w:val="0"/>
+              <w:noProof/>
+              <w:color w:val="auto"/>
+              <w:kern w:val="2"/>
+              <w:sz w:val="24"/>
+              <w:szCs w:val="24"/>
+              <w14:ligatures w14:val="standardContextual"/>
+            </w:rPr>
+          </w:pPr>
+          <w:hyperlink w:anchor="_Toc225922827" w:history="1">
+            <w:r>
+              <w:rPr>
+                <w:rStyle w:val="Hyperlink"/>
+                <w:rFonts w:ascii="Nirmala UI" w:hAnsi="Nirmala UI" w:cs="Nirmala UI"/>
+                <w:noProof/>
+              </w:rPr>
+              <w:t>Maintenance: Master Recipient List</w:t>
+            </w:r>
+            <w:r>
+              <w:rPr>
+                <w:noProof/>
+                <w:webHidden/>
+              </w:rPr>
+              <w:tab/>
+            </w:r>
+            <w:r>
+              <w:rPr>
+                <w:noProof/>
+                <w:webHidden/>
+              </w:rPr>
+              <w:fldChar w:fldCharType="begin"/>
+            </w:r>
+            <w:r>
+              <w:rPr>
+                <w:noProof/>
+                <w:webHidden/>
+              </w:rPr>
+              <w:instrText xml:space="preserve"> PAGEREF _Toc225922827 \h </w:instrText>
+            </w:r>
+            <w:r>
+              <w:rPr>
+                <w:noProof/>
+                <w:webHidden/>
+              </w:rPr>
+            </w:r>
+            <w:r>
+              <w:rPr>
+                <w:noProof/>
+                <w:webHidden/>
+              </w:rPr>
+              <w:fldChar w:fldCharType="separate"/>
+            </w:r>
+            <w:r>
+              <w:rPr>
+                <w:noProof/>
+                <w:webHidden/>
+              </w:rPr>
+              <w:t>5</w:t>
+            </w:r>
+            <w:r>
+              <w:rPr>
+                <w:noProof/>
+                <w:webHidden/>
+              </w:rPr>
+              <w:fldChar w:fldCharType="end"/>
+            </w:r>
+          </w:hyperlink>
+        </w:p>
+        <w:p>
+          <w:pPr>
+            <w:pStyle w:val="TOC2"/>
+            <w:rPr>
+              <w:rFonts w:asciiTheme="minorHAnsi" w:eastAsiaTheme="minorEastAsia" w:hAnsiTheme="minorHAnsi" w:cstheme="minorBidi"/>
+              <w:b w:val="0"/>
+              <w:i w:val="0"/>
+              <w:iCs w:val="0"/>
+              <w:noProof/>
+              <w:color w:val="auto"/>
+              <w:kern w:val="2"/>
+              <w:sz w:val="24"/>
+              <w:szCs w:val="24"/>
+              <w14:ligatures w14:val="standardContextual"/>
+            </w:rPr>
+          </w:pPr>
+          <w:hyperlink w:anchor="_Toc225922828" w:history="1">
+            <w:r>
+              <w:rPr>
+                <w:rStyle w:val="Hyperlink"/>
+                <w:rFonts w:ascii="Nirmala UI" w:hAnsi="Nirmala UI" w:cs="Nirmala UI"/>
+                <w:noProof/>
+              </w:rPr>
+              <w:t>Overview of Steps, Requirements, and Responsible Party</w:t>
+            </w:r>
+            <w:r>
+              <w:rPr>
+                <w:noProof/>
+                <w:webHidden/>
+              </w:rPr>
+              <w:tab/>
+            </w:r>
+            <w:r>
+              <w:rPr>
+                <w:noProof/>
+                <w:webHidden/>
+              </w:rPr>
+              <w:fldChar w:fldCharType="begin"/>
+            </w:r>
+            <w:r>
+              <w:rPr>
+                <w:noProof/>
+                <w:webHidden/>
+              </w:rPr>
+              <w:instrText xml:space="preserve"> PAGEREF _Toc225922828 \h </w:instrText>
+            </w:r>
+            <w:r>
+              <w:rPr>
+                <w:noProof/>
+                <w:webHidden/>
+              </w:rPr>
+            </w:r>
+            <w:r>
+              <w:rPr>
+                <w:noProof/>
+                <w:webHidden/>
+              </w:rPr>
+              <w:fldChar w:fldCharType="separate"/>
+            </w:r>
+            <w:r>
+              <w:rPr>
+                <w:noProof/>
+                <w:webHidden/>
+              </w:rPr>
+              <w:t>5</w:t>
+            </w:r>
+            <w:r>
+              <w:rPr>
+                <w:noProof/>
+                <w:webHidden/>
+              </w:rPr>
+              <w:fldChar w:fldCharType="end"/>
+            </w:r>
+          </w:hyperlink>
+        </w:p>
+        <w:p>
+          <w:r>
+            <w:rPr>
+              <w:rFonts w:ascii="Nirmala UI" w:hAnsi="Nirmala UI" w:cs="Nirmala UI"/>
+              <w:b/>
+              <w:bCs/>
+              <w:noProof/>
+            </w:rPr>
+            <w:fldChar w:fldCharType="end"/>
+          </w:r>
+        </w:p>
       </w:sdtContent>
     </w:sdt>
     <w:p>
@@ -615,2313 +1099,23 @@
       <w:pPr>
         <w:pStyle w:val="Heading1"/>
       </w:pPr>
-      <w:bookmarkStart w:id="0" w:name="_Toc228190149"/>
-      <w:r>
-        <w:lastRenderedPageBreak/>
+      <w:r>
         <w:t>Table of Contents</w:t>
       </w:r>
-      <w:bookmarkEnd w:id="0"/>
-    </w:p>
-    <w:p>
-      <w:pPr>
-        <w:pStyle w:val="TOC1"/>
-        <w:rPr>
-          <w:rFonts w:asciiTheme="minorHAnsi" w:eastAsiaTheme="minorEastAsia" w:hAnsiTheme="minorHAnsi" w:cstheme="minorBidi"/>
-          <w:b w:val="0"/>
-          <w:noProof/>
-          <w:color w:val="auto"/>
-          <w:kern w:val="2"/>
-          <w:sz w:val="24"/>
-          <w:szCs w:val="24"/>
-          <w14:ligatures w14:val="standardContextual"/>
-        </w:rPr>
-      </w:pPr>
+    </w:p>
+    <w:p>
       <w:r>
         <w:fldChar w:fldCharType="begin"/>
       </w:r>
       <w:r>
-        <w:instrText>TOC \o "1-3" \h \z \u</w:instrText>
+        <w:instrText xml:space="preserve">TOC \o "1-3" \h \z \u</w:instrText>
       </w:r>
       <w:r>
         <w:fldChar w:fldCharType="separate"/>
       </w:r>
-      <w:hyperlink w:anchor="_Toc228190149" w:history="1">
-        <w:r>
-          <w:rPr>
-            <w:rStyle w:val="Hyperlink"/>
-            <w:noProof/>
-          </w:rPr>
-          <w:t>Table of Contents</w:t>
-        </w:r>
-        <w:r>
-          <w:rPr>
-            <w:noProof/>
-            <w:webHidden/>
-          </w:rPr>
-          <w:tab/>
-        </w:r>
-        <w:r>
-          <w:rPr>
-            <w:noProof/>
-            <w:webHidden/>
-          </w:rPr>
-          <w:fldChar w:fldCharType="begin"/>
-        </w:r>
-        <w:r>
-          <w:rPr>
-            <w:noProof/>
-            <w:webHidden/>
-          </w:rPr>
-          <w:instrText xml:space="preserve"> PAGEREF _Toc228190149 \h </w:instrText>
-        </w:r>
-        <w:r>
-          <w:rPr>
-            <w:noProof/>
-            <w:webHidden/>
-          </w:rPr>
-        </w:r>
-        <w:r>
-          <w:rPr>
-            <w:noProof/>
-            <w:webHidden/>
-          </w:rPr>
-          <w:fldChar w:fldCharType="separate"/>
-        </w:r>
-        <w:r>
-          <w:rPr>
-            <w:noProof/>
-            <w:webHidden/>
-          </w:rPr>
-          <w:t>2</w:t>
-        </w:r>
-        <w:r>
-          <w:rPr>
-            <w:noProof/>
-            <w:webHidden/>
-          </w:rPr>
-          <w:fldChar w:fldCharType="end"/>
-        </w:r>
-      </w:hyperlink>
-    </w:p>
-    <w:p>
-      <w:pPr>
-        <w:pStyle w:val="TOC2"/>
-        <w:rPr>
-          <w:rFonts w:asciiTheme="minorHAnsi" w:eastAsiaTheme="minorEastAsia" w:hAnsiTheme="minorHAnsi" w:cstheme="minorBidi"/>
-          <w:b w:val="0"/>
-          <w:i w:val="0"/>
-          <w:iCs w:val="0"/>
-          <w:noProof/>
-          <w:color w:val="auto"/>
-          <w:kern w:val="2"/>
-          <w:sz w:val="24"/>
-          <w:szCs w:val="24"/>
-          <w14:ligatures w14:val="standardContextual"/>
-        </w:rPr>
-      </w:pPr>
-      <w:hyperlink w:anchor="_Toc228190150" w:history="1">
-        <w:r>
-          <w:rPr>
-            <w:rStyle w:val="Hyperlink"/>
-            <w:noProof/>
-          </w:rPr>
-          <w:t>1. Purpose</w:t>
-        </w:r>
-        <w:r>
-          <w:rPr>
-            <w:noProof/>
-            <w:webHidden/>
-          </w:rPr>
-          <w:tab/>
-        </w:r>
-        <w:r>
-          <w:rPr>
-            <w:noProof/>
-            <w:webHidden/>
-          </w:rPr>
-          <w:fldChar w:fldCharType="begin"/>
-        </w:r>
-        <w:r>
-          <w:rPr>
-            <w:noProof/>
-            <w:webHidden/>
-          </w:rPr>
-          <w:instrText xml:space="preserve"> PAGEREF _Toc228190150 \h </w:instrText>
-        </w:r>
-        <w:r>
-          <w:rPr>
-            <w:noProof/>
-            <w:webHidden/>
-          </w:rPr>
-        </w:r>
-        <w:r>
-          <w:rPr>
-            <w:noProof/>
-            <w:webHidden/>
-          </w:rPr>
-          <w:fldChar w:fldCharType="separate"/>
-        </w:r>
-        <w:r>
-          <w:rPr>
-            <w:noProof/>
-            <w:webHidden/>
-          </w:rPr>
-          <w:t>4</w:t>
-        </w:r>
-        <w:r>
-          <w:rPr>
-            <w:noProof/>
-            <w:webHidden/>
-          </w:rPr>
-          <w:fldChar w:fldCharType="end"/>
-        </w:r>
-      </w:hyperlink>
-    </w:p>
-    <w:p>
-      <w:pPr>
-        <w:pStyle w:val="TOC2"/>
-        <w:rPr>
-          <w:rFonts w:asciiTheme="minorHAnsi" w:eastAsiaTheme="minorEastAsia" w:hAnsiTheme="minorHAnsi" w:cstheme="minorBidi"/>
-          <w:b w:val="0"/>
-          <w:i w:val="0"/>
-          <w:iCs w:val="0"/>
-          <w:noProof/>
-          <w:color w:val="auto"/>
-          <w:kern w:val="2"/>
-          <w:sz w:val="24"/>
-          <w:szCs w:val="24"/>
-          <w14:ligatures w14:val="standardContextual"/>
-        </w:rPr>
-      </w:pPr>
-      <w:hyperlink w:anchor="_Toc228190151" w:history="1">
-        <w:r>
-          <w:rPr>
-            <w:rStyle w:val="Hyperlink"/>
-            <w:noProof/>
-          </w:rPr>
-          <w:t>2. Scope</w:t>
-        </w:r>
-        <w:r>
-          <w:rPr>
-            <w:noProof/>
-            <w:webHidden/>
-          </w:rPr>
-          <w:tab/>
-        </w:r>
-        <w:r>
-          <w:rPr>
-            <w:noProof/>
-            <w:webHidden/>
-          </w:rPr>
-          <w:fldChar w:fldCharType="begin"/>
-        </w:r>
-        <w:r>
-          <w:rPr>
-            <w:noProof/>
-            <w:webHidden/>
-          </w:rPr>
-          <w:instrText xml:space="preserve"> PAGEREF _Toc228190151 \h </w:instrText>
-        </w:r>
-        <w:r>
-          <w:rPr>
-            <w:noProof/>
-            <w:webHidden/>
-          </w:rPr>
-        </w:r>
-        <w:r>
-          <w:rPr>
-            <w:noProof/>
-            <w:webHidden/>
-          </w:rPr>
-          <w:fldChar w:fldCharType="separate"/>
-        </w:r>
-        <w:r>
-          <w:rPr>
-            <w:noProof/>
-            <w:webHidden/>
-          </w:rPr>
-          <w:t>4</w:t>
-        </w:r>
-        <w:r>
-          <w:rPr>
-            <w:noProof/>
-            <w:webHidden/>
-          </w:rPr>
-          <w:fldChar w:fldCharType="end"/>
-        </w:r>
-      </w:hyperlink>
-    </w:p>
-    <w:p>
-      <w:pPr>
-        <w:pStyle w:val="TOC2"/>
-        <w:rPr>
-          <w:rFonts w:asciiTheme="minorHAnsi" w:eastAsiaTheme="minorEastAsia" w:hAnsiTheme="minorHAnsi" w:cstheme="minorBidi"/>
-          <w:b w:val="0"/>
-          <w:i w:val="0"/>
-          <w:iCs w:val="0"/>
-          <w:noProof/>
-          <w:color w:val="auto"/>
-          <w:kern w:val="2"/>
-          <w:sz w:val="24"/>
-          <w:szCs w:val="24"/>
-          <w14:ligatures w14:val="standardContextual"/>
-        </w:rPr>
-      </w:pPr>
-      <w:hyperlink w:anchor="_Toc228190152" w:history="1">
-        <w:r>
-          <w:rPr>
-            <w:rStyle w:val="Hyperlink"/>
-            <w:noProof/>
-          </w:rPr>
-          <w:t>3. Prerequisites</w:t>
-        </w:r>
-        <w:r>
-          <w:rPr>
-            <w:noProof/>
-            <w:webHidden/>
-          </w:rPr>
-          <w:tab/>
-        </w:r>
-        <w:r>
-          <w:rPr>
-            <w:noProof/>
-            <w:webHidden/>
-          </w:rPr>
-          <w:fldChar w:fldCharType="begin"/>
-        </w:r>
-        <w:r>
-          <w:rPr>
-            <w:noProof/>
-            <w:webHidden/>
-          </w:rPr>
-          <w:instrText xml:space="preserve"> PAGEREF _Toc228190152 \h </w:instrText>
-        </w:r>
-        <w:r>
-          <w:rPr>
-            <w:noProof/>
-            <w:webHidden/>
-          </w:rPr>
-        </w:r>
-        <w:r>
-          <w:rPr>
-            <w:noProof/>
-            <w:webHidden/>
-          </w:rPr>
-          <w:fldChar w:fldCharType="separate"/>
-        </w:r>
-        <w:r>
-          <w:rPr>
-            <w:noProof/>
-            <w:webHidden/>
-          </w:rPr>
-          <w:t>5</w:t>
-        </w:r>
-        <w:r>
-          <w:rPr>
-            <w:noProof/>
-            <w:webHidden/>
-          </w:rPr>
-          <w:fldChar w:fldCharType="end"/>
-        </w:r>
-      </w:hyperlink>
-    </w:p>
-    <w:p>
-      <w:pPr>
-        <w:pStyle w:val="TOC2"/>
-        <w:rPr>
-          <w:rFonts w:asciiTheme="minorHAnsi" w:eastAsiaTheme="minorEastAsia" w:hAnsiTheme="minorHAnsi" w:cstheme="minorBidi"/>
-          <w:b w:val="0"/>
-          <w:i w:val="0"/>
-          <w:iCs w:val="0"/>
-          <w:noProof/>
-          <w:color w:val="auto"/>
-          <w:kern w:val="2"/>
-          <w:sz w:val="24"/>
-          <w:szCs w:val="24"/>
-          <w14:ligatures w14:val="standardContextual"/>
-        </w:rPr>
-      </w:pPr>
-      <w:hyperlink w:anchor="_Toc228190153" w:history="1">
-        <w:r>
-          <w:rPr>
-            <w:rStyle w:val="Hyperlink"/>
-            <w:noProof/>
-          </w:rPr>
-          <w:t>4. Trigger Configuration</w:t>
-        </w:r>
-        <w:r>
-          <w:rPr>
-            <w:noProof/>
-            <w:webHidden/>
-          </w:rPr>
-          <w:tab/>
-        </w:r>
-        <w:r>
-          <w:rPr>
-            <w:noProof/>
-            <w:webHidden/>
-          </w:rPr>
-          <w:fldChar w:fldCharType="begin"/>
-        </w:r>
-        <w:r>
-          <w:rPr>
-            <w:noProof/>
-            <w:webHidden/>
-          </w:rPr>
-          <w:instrText xml:space="preserve"> PAGEREF _Toc228190153 \h </w:instrText>
-        </w:r>
-        <w:r>
-          <w:rPr>
-            <w:noProof/>
-            <w:webHidden/>
-          </w:rPr>
-        </w:r>
-        <w:r>
-          <w:rPr>
-            <w:noProof/>
-            <w:webHidden/>
-          </w:rPr>
-          <w:fldChar w:fldCharType="separate"/>
-        </w:r>
-        <w:r>
-          <w:rPr>
-            <w:noProof/>
-            <w:webHidden/>
-          </w:rPr>
-          <w:t>5</w:t>
-        </w:r>
-        <w:r>
-          <w:rPr>
-            <w:noProof/>
-            <w:webHidden/>
-          </w:rPr>
-          <w:fldChar w:fldCharType="end"/>
-        </w:r>
-      </w:hyperlink>
-    </w:p>
-    <w:p>
-      <w:pPr>
-        <w:pStyle w:val="TOC3"/>
-        <w:rPr>
-          <w:rFonts w:eastAsiaTheme="minorEastAsia"/>
-          <w:noProof/>
-          <w:kern w:val="2"/>
-          <w:sz w:val="24"/>
-          <w:szCs w:val="24"/>
-          <w14:ligatures w14:val="standardContextual"/>
-        </w:rPr>
-      </w:pPr>
-      <w:hyperlink w:anchor="_Toc228190154" w:history="1">
-        <w:r>
-          <w:rPr>
-            <w:rStyle w:val="Hyperlink"/>
-            <w:noProof/>
-          </w:rPr>
-          <w:t>Every 12 Hours Trigger (Production)</w:t>
-        </w:r>
-        <w:r>
-          <w:rPr>
-            <w:noProof/>
-            <w:webHidden/>
-          </w:rPr>
-          <w:tab/>
-        </w:r>
-        <w:r>
-          <w:rPr>
-            <w:noProof/>
-            <w:webHidden/>
-          </w:rPr>
-          <w:fldChar w:fldCharType="begin"/>
-        </w:r>
-        <w:r>
-          <w:rPr>
-            <w:noProof/>
-            <w:webHidden/>
-          </w:rPr>
-          <w:instrText xml:space="preserve"> PAGEREF _Toc228190154 \h </w:instrText>
-        </w:r>
-        <w:r>
-          <w:rPr>
-            <w:noProof/>
-            <w:webHidden/>
-          </w:rPr>
-        </w:r>
-        <w:r>
-          <w:rPr>
-            <w:noProof/>
-            <w:webHidden/>
-          </w:rPr>
-          <w:fldChar w:fldCharType="separate"/>
-        </w:r>
-        <w:r>
-          <w:rPr>
-            <w:noProof/>
-            <w:webHidden/>
-          </w:rPr>
-          <w:t>6</w:t>
-        </w:r>
-        <w:r>
-          <w:rPr>
-            <w:noProof/>
-            <w:webHidden/>
-          </w:rPr>
-          <w:fldChar w:fldCharType="end"/>
-        </w:r>
-      </w:hyperlink>
-    </w:p>
-    <w:p>
-      <w:pPr>
-        <w:pStyle w:val="TOC3"/>
-        <w:rPr>
-          <w:rFonts w:eastAsiaTheme="minorEastAsia"/>
-          <w:noProof/>
-          <w:kern w:val="2"/>
-          <w:sz w:val="24"/>
-          <w:szCs w:val="24"/>
-          <w14:ligatures w14:val="standardContextual"/>
-        </w:rPr>
-      </w:pPr>
-      <w:hyperlink w:anchor="_Toc228190155" w:history="1">
-        <w:r>
-          <w:rPr>
-            <w:rStyle w:val="Hyperlink"/>
-            <w:noProof/>
-          </w:rPr>
-          <w:t>WebHook Trigger (Testing / Manual)</w:t>
-        </w:r>
-        <w:r>
-          <w:rPr>
-            <w:noProof/>
-            <w:webHidden/>
-          </w:rPr>
-          <w:tab/>
-        </w:r>
-        <w:r>
-          <w:rPr>
-            <w:noProof/>
-            <w:webHidden/>
-          </w:rPr>
-          <w:fldChar w:fldCharType="begin"/>
-        </w:r>
-        <w:r>
-          <w:rPr>
-            <w:noProof/>
-            <w:webHidden/>
-          </w:rPr>
-          <w:instrText xml:space="preserve"> PAGEREF _Toc228190155 \h </w:instrText>
-        </w:r>
-        <w:r>
-          <w:rPr>
-            <w:noProof/>
-            <w:webHidden/>
-          </w:rPr>
-        </w:r>
-        <w:r>
-          <w:rPr>
-            <w:noProof/>
-            <w:webHidden/>
-          </w:rPr>
-          <w:fldChar w:fldCharType="separate"/>
-        </w:r>
-        <w:r>
-          <w:rPr>
-            <w:noProof/>
-            <w:webHidden/>
-          </w:rPr>
-          <w:t>6</w:t>
-        </w:r>
-        <w:r>
-          <w:rPr>
-            <w:noProof/>
-            <w:webHidden/>
-          </w:rPr>
-          <w:fldChar w:fldCharType="end"/>
-        </w:r>
-      </w:hyperlink>
-    </w:p>
-    <w:p>
-      <w:pPr>
-        <w:pStyle w:val="TOC2"/>
-        <w:rPr>
-          <w:rFonts w:asciiTheme="minorHAnsi" w:eastAsiaTheme="minorEastAsia" w:hAnsiTheme="minorHAnsi" w:cstheme="minorBidi"/>
-          <w:b w:val="0"/>
-          <w:i w:val="0"/>
-          <w:iCs w:val="0"/>
-          <w:noProof/>
-          <w:color w:val="auto"/>
-          <w:kern w:val="2"/>
-          <w:sz w:val="24"/>
-          <w:szCs w:val="24"/>
-          <w14:ligatures w14:val="standardContextual"/>
-        </w:rPr>
-      </w:pPr>
-      <w:hyperlink w:anchor="_Toc228190156" w:history="1">
-        <w:r>
-          <w:rPr>
-            <w:rStyle w:val="Hyperlink"/>
-            <w:noProof/>
-          </w:rPr>
-          <w:t>5. TQL Query</w:t>
-        </w:r>
-        <w:r>
-          <w:rPr>
-            <w:noProof/>
-            <w:webHidden/>
-          </w:rPr>
-          <w:tab/>
-        </w:r>
-        <w:r>
-          <w:rPr>
-            <w:noProof/>
-            <w:webHidden/>
-          </w:rPr>
-          <w:fldChar w:fldCharType="begin"/>
-        </w:r>
-        <w:r>
-          <w:rPr>
-            <w:noProof/>
-            <w:webHidden/>
-          </w:rPr>
-          <w:instrText xml:space="preserve"> PAGEREF _Toc228190156 \h </w:instrText>
-        </w:r>
-        <w:r>
-          <w:rPr>
-            <w:noProof/>
-            <w:webHidden/>
-          </w:rPr>
-        </w:r>
-        <w:r>
-          <w:rPr>
-            <w:noProof/>
-            <w:webHidden/>
-          </w:rPr>
-          <w:fldChar w:fldCharType="separate"/>
-        </w:r>
-        <w:r>
-          <w:rPr>
-            <w:noProof/>
-            <w:webHidden/>
-          </w:rPr>
-          <w:t>7</w:t>
-        </w:r>
-        <w:r>
-          <w:rPr>
-            <w:noProof/>
-            <w:webHidden/>
-          </w:rPr>
-          <w:fldChar w:fldCharType="end"/>
-        </w:r>
-      </w:hyperlink>
-    </w:p>
-    <w:p>
-      <w:pPr>
-        <w:pStyle w:val="TOC3"/>
-        <w:rPr>
-          <w:rFonts w:eastAsiaTheme="minorEastAsia"/>
-          <w:noProof/>
-          <w:kern w:val="2"/>
-          <w:sz w:val="24"/>
-          <w:szCs w:val="24"/>
-          <w14:ligatures w14:val="standardContextual"/>
-        </w:rPr>
-      </w:pPr>
-      <w:hyperlink w:anchor="_Toc228190157" w:history="1">
-        <w:r>
-          <w:rPr>
-            <w:rStyle w:val="Hyperlink"/>
-            <w:noProof/>
-          </w:rPr>
-          <w:t>Monitored ASN</w:t>
-        </w:r>
-        <w:r>
-          <w:rPr>
-            <w:noProof/>
-            <w:webHidden/>
-          </w:rPr>
-          <w:tab/>
-        </w:r>
-        <w:r>
-          <w:rPr>
-            <w:noProof/>
-            <w:webHidden/>
-          </w:rPr>
-          <w:fldChar w:fldCharType="begin"/>
-        </w:r>
-        <w:r>
-          <w:rPr>
-            <w:noProof/>
-            <w:webHidden/>
-          </w:rPr>
-          <w:instrText xml:space="preserve"> PAGEREF _Toc228190157 \h </w:instrText>
-        </w:r>
-        <w:r>
-          <w:rPr>
-            <w:noProof/>
-            <w:webHidden/>
-          </w:rPr>
-        </w:r>
-        <w:r>
-          <w:rPr>
-            <w:noProof/>
-            <w:webHidden/>
-          </w:rPr>
-          <w:fldChar w:fldCharType="separate"/>
-        </w:r>
-        <w:r>
-          <w:rPr>
-            <w:noProof/>
-            <w:webHidden/>
-          </w:rPr>
-          <w:t>7</w:t>
-        </w:r>
-        <w:r>
-          <w:rPr>
-            <w:noProof/>
-            <w:webHidden/>
-          </w:rPr>
-          <w:fldChar w:fldCharType="end"/>
-        </w:r>
-      </w:hyperlink>
-    </w:p>
-    <w:p>
-      <w:pPr>
-        <w:pStyle w:val="TOC2"/>
-        <w:rPr>
-          <w:rFonts w:asciiTheme="minorHAnsi" w:eastAsiaTheme="minorEastAsia" w:hAnsiTheme="minorHAnsi" w:cstheme="minorBidi"/>
-          <w:b w:val="0"/>
-          <w:i w:val="0"/>
-          <w:iCs w:val="0"/>
-          <w:noProof/>
-          <w:color w:val="auto"/>
-          <w:kern w:val="2"/>
-          <w:sz w:val="24"/>
-          <w:szCs w:val="24"/>
-          <w14:ligatures w14:val="standardContextual"/>
-        </w:rPr>
-      </w:pPr>
-      <w:hyperlink w:anchor="_Toc228190158" w:history="1">
-        <w:r>
-          <w:rPr>
-            <w:rStyle w:val="Hyperlink"/>
-            <w:noProof/>
-          </w:rPr>
-          <w:t>6. Playbook Flow</w:t>
-        </w:r>
-        <w:r>
-          <w:rPr>
-            <w:noProof/>
-            <w:webHidden/>
-          </w:rPr>
-          <w:tab/>
-        </w:r>
-        <w:r>
-          <w:rPr>
-            <w:noProof/>
-            <w:webHidden/>
-          </w:rPr>
-          <w:fldChar w:fldCharType="begin"/>
-        </w:r>
-        <w:r>
-          <w:rPr>
-            <w:noProof/>
-            <w:webHidden/>
-          </w:rPr>
-          <w:instrText xml:space="preserve"> PAGEREF _Toc228190158 \h </w:instrText>
-        </w:r>
-        <w:r>
-          <w:rPr>
-            <w:noProof/>
-            <w:webHidden/>
-          </w:rPr>
-        </w:r>
-        <w:r>
-          <w:rPr>
-            <w:noProof/>
-            <w:webHidden/>
-          </w:rPr>
-          <w:fldChar w:fldCharType="separate"/>
-        </w:r>
-        <w:r>
-          <w:rPr>
-            <w:noProof/>
-            <w:webHidden/>
-          </w:rPr>
-          <w:t>8</w:t>
-        </w:r>
-        <w:r>
-          <w:rPr>
-            <w:noProof/>
-            <w:webHidden/>
-          </w:rPr>
-          <w:fldChar w:fldCharType="end"/>
-        </w:r>
-      </w:hyperlink>
-    </w:p>
-    <w:p>
-      <w:pPr>
-        <w:pStyle w:val="TOC3"/>
-        <w:rPr>
-          <w:rFonts w:eastAsiaTheme="minorEastAsia"/>
-          <w:noProof/>
-          <w:kern w:val="2"/>
-          <w:sz w:val="24"/>
-          <w:szCs w:val="24"/>
-          <w14:ligatures w14:val="standardContextual"/>
-        </w:rPr>
-      </w:pPr>
-      <w:hyperlink w:anchor="_Toc228190159" w:history="1">
-        <w:r>
-          <w:rPr>
-            <w:rStyle w:val="Hyperlink"/>
-            <w:noProof/>
-          </w:rPr>
-          <w:t>6.1 Error Paths</w:t>
-        </w:r>
-        <w:r>
-          <w:rPr>
-            <w:noProof/>
-            <w:webHidden/>
-          </w:rPr>
-          <w:tab/>
-        </w:r>
-        <w:r>
-          <w:rPr>
-            <w:noProof/>
-            <w:webHidden/>
-          </w:rPr>
-          <w:fldChar w:fldCharType="begin"/>
-        </w:r>
-        <w:r>
-          <w:rPr>
-            <w:noProof/>
-            <w:webHidden/>
-          </w:rPr>
-          <w:instrText xml:space="preserve"> PAGEREF _Toc228190159 \h </w:instrText>
-        </w:r>
-        <w:r>
-          <w:rPr>
-            <w:noProof/>
-            <w:webHidden/>
-          </w:rPr>
-        </w:r>
-        <w:r>
-          <w:rPr>
-            <w:noProof/>
-            <w:webHidden/>
-          </w:rPr>
-          <w:fldChar w:fldCharType="separate"/>
-        </w:r>
-        <w:r>
-          <w:rPr>
-            <w:noProof/>
-            <w:webHidden/>
-          </w:rPr>
-          <w:t>8</w:t>
-        </w:r>
-        <w:r>
-          <w:rPr>
-            <w:noProof/>
-            <w:webHidden/>
-          </w:rPr>
-          <w:fldChar w:fldCharType="end"/>
-        </w:r>
-      </w:hyperlink>
-    </w:p>
-    <w:p>
-      <w:pPr>
-        <w:pStyle w:val="TOC2"/>
-        <w:rPr>
-          <w:rFonts w:asciiTheme="minorHAnsi" w:eastAsiaTheme="minorEastAsia" w:hAnsiTheme="minorHAnsi" w:cstheme="minorBidi"/>
-          <w:b w:val="0"/>
-          <w:i w:val="0"/>
-          <w:iCs w:val="0"/>
-          <w:noProof/>
-          <w:color w:val="auto"/>
-          <w:kern w:val="2"/>
-          <w:sz w:val="24"/>
-          <w:szCs w:val="24"/>
-          <w14:ligatures w14:val="standardContextual"/>
-        </w:rPr>
-      </w:pPr>
-      <w:hyperlink w:anchor="_Toc228190160" w:history="1">
-        <w:r>
-          <w:rPr>
-            <w:rStyle w:val="Hyperlink"/>
-            <w:noProof/>
-          </w:rPr>
-          <w:t>7. Step Details</w:t>
-        </w:r>
-        <w:r>
-          <w:rPr>
-            <w:noProof/>
-            <w:webHidden/>
-          </w:rPr>
-          <w:tab/>
-        </w:r>
-        <w:r>
-          <w:rPr>
-            <w:noProof/>
-            <w:webHidden/>
-          </w:rPr>
-          <w:fldChar w:fldCharType="begin"/>
-        </w:r>
-        <w:r>
-          <w:rPr>
-            <w:noProof/>
-            <w:webHidden/>
-          </w:rPr>
-          <w:instrText xml:space="preserve"> PAGEREF _Toc228190160 \h </w:instrText>
-        </w:r>
-        <w:r>
-          <w:rPr>
-            <w:noProof/>
-            <w:webHidden/>
-          </w:rPr>
-        </w:r>
-        <w:r>
-          <w:rPr>
-            <w:noProof/>
-            <w:webHidden/>
-          </w:rPr>
-          <w:fldChar w:fldCharType="separate"/>
-        </w:r>
-        <w:r>
-          <w:rPr>
-            <w:noProof/>
-            <w:webHidden/>
-          </w:rPr>
-          <w:t>8</w:t>
-        </w:r>
-        <w:r>
-          <w:rPr>
-            <w:noProof/>
-            <w:webHidden/>
-          </w:rPr>
-          <w:fldChar w:fldCharType="end"/>
-        </w:r>
-      </w:hyperlink>
-    </w:p>
-    <w:p>
-      <w:pPr>
-        <w:pStyle w:val="TOC3"/>
-        <w:rPr>
-          <w:rFonts w:eastAsiaTheme="minorEastAsia"/>
-          <w:noProof/>
-          <w:kern w:val="2"/>
-          <w:sz w:val="24"/>
-          <w:szCs w:val="24"/>
-          <w14:ligatures w14:val="standardContextual"/>
-        </w:rPr>
-      </w:pPr>
-      <w:hyperlink w:anchor="_Toc228190161" w:history="1">
-        <w:r>
-          <w:rPr>
-            <w:rStyle w:val="Hyperlink"/>
-            <w:noProof/>
-          </w:rPr>
-          <w:t>Step 1 — ThreatConnect Get Indicators</w:t>
-        </w:r>
-        <w:r>
-          <w:rPr>
-            <w:noProof/>
-            <w:webHidden/>
-          </w:rPr>
-          <w:tab/>
-        </w:r>
-        <w:r>
-          <w:rPr>
-            <w:noProof/>
-            <w:webHidden/>
-          </w:rPr>
-          <w:fldChar w:fldCharType="begin"/>
-        </w:r>
-        <w:r>
-          <w:rPr>
-            <w:noProof/>
-            <w:webHidden/>
-          </w:rPr>
-          <w:instrText xml:space="preserve"> PAGEREF _Toc228190161 \h </w:instrText>
-        </w:r>
-        <w:r>
-          <w:rPr>
-            <w:noProof/>
-            <w:webHidden/>
-          </w:rPr>
-        </w:r>
-        <w:r>
-          <w:rPr>
-            <w:noProof/>
-            <w:webHidden/>
-          </w:rPr>
-          <w:fldChar w:fldCharType="separate"/>
-        </w:r>
-        <w:r>
-          <w:rPr>
-            <w:noProof/>
-            <w:webHidden/>
-          </w:rPr>
-          <w:t>9</w:t>
-        </w:r>
-        <w:r>
-          <w:rPr>
-            <w:noProof/>
-            <w:webHidden/>
-          </w:rPr>
-          <w:fldChar w:fldCharType="end"/>
-        </w:r>
-      </w:hyperlink>
-    </w:p>
-    <w:p>
-      <w:pPr>
-        <w:pStyle w:val="TOC3"/>
-        <w:rPr>
-          <w:rFonts w:eastAsiaTheme="minorEastAsia"/>
-          <w:noProof/>
-          <w:kern w:val="2"/>
-          <w:sz w:val="24"/>
-          <w:szCs w:val="24"/>
-          <w14:ligatures w14:val="standardContextual"/>
-        </w:rPr>
-      </w:pPr>
-      <w:hyperlink w:anchor="_Toc228190162" w:history="1">
-        <w:r>
-          <w:rPr>
-            <w:rStyle w:val="Hyperlink"/>
-            <w:noProof/>
-          </w:rPr>
-          <w:t>Step 2 — Iterator</w:t>
-        </w:r>
-        <w:r>
-          <w:rPr>
-            <w:noProof/>
-            <w:webHidden/>
-          </w:rPr>
-          <w:tab/>
-        </w:r>
-        <w:r>
-          <w:rPr>
-            <w:noProof/>
-            <w:webHidden/>
-          </w:rPr>
-          <w:fldChar w:fldCharType="begin"/>
-        </w:r>
-        <w:r>
-          <w:rPr>
-            <w:noProof/>
-            <w:webHidden/>
-          </w:rPr>
-          <w:instrText xml:space="preserve"> PAGEREF _Toc228190162 \h </w:instrText>
-        </w:r>
-        <w:r>
-          <w:rPr>
-            <w:noProof/>
-            <w:webHidden/>
-          </w:rPr>
-        </w:r>
-        <w:r>
-          <w:rPr>
-            <w:noProof/>
-            <w:webHidden/>
-          </w:rPr>
-          <w:fldChar w:fldCharType="separate"/>
-        </w:r>
-        <w:r>
-          <w:rPr>
-            <w:noProof/>
-            <w:webHidden/>
-          </w:rPr>
-          <w:t>9</w:t>
-        </w:r>
-        <w:r>
-          <w:rPr>
-            <w:noProof/>
-            <w:webHidden/>
-          </w:rPr>
-          <w:fldChar w:fldCharType="end"/>
-        </w:r>
-      </w:hyperlink>
-    </w:p>
-    <w:p>
-      <w:pPr>
-        <w:pStyle w:val="TOC3"/>
-        <w:rPr>
-          <w:rFonts w:eastAsiaTheme="minorEastAsia"/>
-          <w:noProof/>
-          <w:kern w:val="2"/>
-          <w:sz w:val="24"/>
-          <w:szCs w:val="24"/>
-          <w14:ligatures w14:val="standardContextual"/>
-        </w:rPr>
-      </w:pPr>
-      <w:hyperlink w:anchor="_Toc228190163" w:history="1">
-        <w:r>
-          <w:rPr>
-            <w:rStyle w:val="Hyperlink"/>
-            <w:noProof/>
-          </w:rPr>
-          <w:t>Step 3 — ThreatConnect Tags (Get)</w:t>
-        </w:r>
-        <w:r>
-          <w:rPr>
-            <w:noProof/>
-            <w:webHidden/>
-          </w:rPr>
-          <w:tab/>
-        </w:r>
-        <w:r>
-          <w:rPr>
-            <w:noProof/>
-            <w:webHidden/>
-          </w:rPr>
-          <w:fldChar w:fldCharType="begin"/>
-        </w:r>
-        <w:r>
-          <w:rPr>
-            <w:noProof/>
-            <w:webHidden/>
-          </w:rPr>
-          <w:instrText xml:space="preserve"> PAGEREF _Toc228190163 \h </w:instrText>
-        </w:r>
-        <w:r>
-          <w:rPr>
-            <w:noProof/>
-            <w:webHidden/>
-          </w:rPr>
-        </w:r>
-        <w:r>
-          <w:rPr>
-            <w:noProof/>
-            <w:webHidden/>
-          </w:rPr>
-          <w:fldChar w:fldCharType="separate"/>
-        </w:r>
-        <w:r>
-          <w:rPr>
-            <w:noProof/>
-            <w:webHidden/>
-          </w:rPr>
-          <w:t>9</w:t>
-        </w:r>
-        <w:r>
-          <w:rPr>
-            <w:noProof/>
-            <w:webHidden/>
-          </w:rPr>
-          <w:fldChar w:fldCharType="end"/>
-        </w:r>
-      </w:hyperlink>
-    </w:p>
-    <w:p>
-      <w:pPr>
-        <w:pStyle w:val="TOC3"/>
-        <w:rPr>
-          <w:rFonts w:eastAsiaTheme="minorEastAsia"/>
-          <w:noProof/>
-          <w:kern w:val="2"/>
-          <w:sz w:val="24"/>
-          <w:szCs w:val="24"/>
-          <w14:ligatures w14:val="standardContextual"/>
-        </w:rPr>
-      </w:pPr>
-      <w:hyperlink w:anchor="_Toc228190164" w:history="1">
-        <w:r>
-          <w:rPr>
-            <w:rStyle w:val="Hyperlink"/>
-            <w:noProof/>
-          </w:rPr>
-          <w:t>Step 4 — ThreatConnect Set HTOC Scanner Identifier</w:t>
-        </w:r>
-        <w:r>
-          <w:rPr>
-            <w:noProof/>
-            <w:webHidden/>
-          </w:rPr>
-          <w:tab/>
-        </w:r>
-        <w:r>
-          <w:rPr>
-            <w:noProof/>
-            <w:webHidden/>
-          </w:rPr>
-          <w:fldChar w:fldCharType="begin"/>
-        </w:r>
-        <w:r>
-          <w:rPr>
-            <w:noProof/>
-            <w:webHidden/>
-          </w:rPr>
-          <w:instrText xml:space="preserve"> PAGEREF _Toc228190164 \h </w:instrText>
-        </w:r>
-        <w:r>
-          <w:rPr>
-            <w:noProof/>
-            <w:webHidden/>
-          </w:rPr>
-        </w:r>
-        <w:r>
-          <w:rPr>
-            <w:noProof/>
-            <w:webHidden/>
-          </w:rPr>
-          <w:fldChar w:fldCharType="separate"/>
-        </w:r>
-        <w:r>
-          <w:rPr>
-            <w:noProof/>
-            <w:webHidden/>
-          </w:rPr>
-          <w:t>9</w:t>
-        </w:r>
-        <w:r>
-          <w:rPr>
-            <w:noProof/>
-            <w:webHidden/>
-          </w:rPr>
-          <w:fldChar w:fldCharType="end"/>
-        </w:r>
-      </w:hyperlink>
-    </w:p>
-    <w:p>
-      <w:pPr>
-        <w:pStyle w:val="TOC3"/>
-        <w:rPr>
-          <w:rFonts w:eastAsiaTheme="minorEastAsia"/>
-          <w:noProof/>
-          <w:kern w:val="2"/>
-          <w:sz w:val="24"/>
-          <w:szCs w:val="24"/>
-          <w14:ligatures w14:val="standardContextual"/>
-        </w:rPr>
-      </w:pPr>
-      <w:hyperlink w:anchor="_Toc228190165" w:history="1">
-        <w:r>
-          <w:rPr>
-            <w:rStyle w:val="Hyperlink"/>
-            <w:noProof/>
-          </w:rPr>
-          <w:t>Step 5 — JMESPath</w:t>
-        </w:r>
-        <w:r>
-          <w:rPr>
-            <w:noProof/>
-            <w:webHidden/>
-          </w:rPr>
-          <w:tab/>
-        </w:r>
-        <w:r>
-          <w:rPr>
-            <w:noProof/>
-            <w:webHidden/>
-          </w:rPr>
-          <w:fldChar w:fldCharType="begin"/>
-        </w:r>
-        <w:r>
-          <w:rPr>
-            <w:noProof/>
-            <w:webHidden/>
-          </w:rPr>
-          <w:instrText xml:space="preserve"> PAGEREF _Toc228190165 \h </w:instrText>
-        </w:r>
-        <w:r>
-          <w:rPr>
-            <w:noProof/>
-            <w:webHidden/>
-          </w:rPr>
-        </w:r>
-        <w:r>
-          <w:rPr>
-            <w:noProof/>
-            <w:webHidden/>
-          </w:rPr>
-          <w:fldChar w:fldCharType="separate"/>
-        </w:r>
-        <w:r>
-          <w:rPr>
-            <w:noProof/>
-            <w:webHidden/>
-          </w:rPr>
-          <w:t>10</w:t>
-        </w:r>
-        <w:r>
-          <w:rPr>
-            <w:noProof/>
-            <w:webHidden/>
-          </w:rPr>
-          <w:fldChar w:fldCharType="end"/>
-        </w:r>
-      </w:hyperlink>
-    </w:p>
-    <w:p>
-      <w:pPr>
-        <w:pStyle w:val="TOC3"/>
-        <w:rPr>
-          <w:rFonts w:eastAsiaTheme="minorEastAsia"/>
-          <w:noProof/>
-          <w:kern w:val="2"/>
-          <w:sz w:val="24"/>
-          <w:szCs w:val="24"/>
-          <w14:ligatures w14:val="standardContextual"/>
-        </w:rPr>
-      </w:pPr>
-      <w:hyperlink w:anchor="_Toc228190166" w:history="1">
-        <w:r>
-          <w:rPr>
-            <w:rStyle w:val="Hyperlink"/>
-            <w:noProof/>
-          </w:rPr>
-          <w:t>Step 6 — DataStore (POST)</w:t>
-        </w:r>
-        <w:r>
-          <w:rPr>
-            <w:noProof/>
-            <w:webHidden/>
-          </w:rPr>
-          <w:tab/>
-        </w:r>
-        <w:r>
-          <w:rPr>
-            <w:noProof/>
-            <w:webHidden/>
-          </w:rPr>
-          <w:fldChar w:fldCharType="begin"/>
-        </w:r>
-        <w:r>
-          <w:rPr>
-            <w:noProof/>
-            <w:webHidden/>
-          </w:rPr>
-          <w:instrText xml:space="preserve"> PAGEREF _Toc228190166 \h </w:instrText>
-        </w:r>
-        <w:r>
-          <w:rPr>
-            <w:noProof/>
-            <w:webHidden/>
-          </w:rPr>
-        </w:r>
-        <w:r>
-          <w:rPr>
-            <w:noProof/>
-            <w:webHidden/>
-          </w:rPr>
-          <w:fldChar w:fldCharType="separate"/>
-        </w:r>
-        <w:r>
-          <w:rPr>
-            <w:noProof/>
-            <w:webHidden/>
-          </w:rPr>
-          <w:t>10</w:t>
-        </w:r>
-        <w:r>
-          <w:rPr>
-            <w:noProof/>
-            <w:webHidden/>
-          </w:rPr>
-          <w:fldChar w:fldCharType="end"/>
-        </w:r>
-      </w:hyperlink>
-    </w:p>
-    <w:p>
-      <w:pPr>
-        <w:pStyle w:val="TOC3"/>
-        <w:rPr>
-          <w:rFonts w:eastAsiaTheme="minorEastAsia"/>
-          <w:noProof/>
-          <w:kern w:val="2"/>
-          <w:sz w:val="24"/>
-          <w:szCs w:val="24"/>
-          <w14:ligatures w14:val="standardContextual"/>
-        </w:rPr>
-      </w:pPr>
-      <w:hyperlink w:anchor="_Toc228190167" w:history="1">
-        <w:r>
-          <w:rPr>
-            <w:rStyle w:val="Hyperlink"/>
-            <w:noProof/>
-          </w:rPr>
-          <w:t>Step 7 — Complete Success Logger</w:t>
-        </w:r>
-        <w:r>
-          <w:rPr>
-            <w:noProof/>
-            <w:webHidden/>
-          </w:rPr>
-          <w:tab/>
-        </w:r>
-        <w:r>
-          <w:rPr>
-            <w:noProof/>
-            <w:webHidden/>
-          </w:rPr>
-          <w:fldChar w:fldCharType="begin"/>
-        </w:r>
-        <w:r>
-          <w:rPr>
-            <w:noProof/>
-            <w:webHidden/>
-          </w:rPr>
-          <w:instrText xml:space="preserve"> PAGEREF _Toc228190167 \h </w:instrText>
-        </w:r>
-        <w:r>
-          <w:rPr>
-            <w:noProof/>
-            <w:webHidden/>
-          </w:rPr>
-        </w:r>
-        <w:r>
-          <w:rPr>
-            <w:noProof/>
-            <w:webHidden/>
-          </w:rPr>
-          <w:fldChar w:fldCharType="separate"/>
-        </w:r>
-        <w:r>
-          <w:rPr>
-            <w:noProof/>
-            <w:webHidden/>
-          </w:rPr>
-          <w:t>10</w:t>
-        </w:r>
-        <w:r>
-          <w:rPr>
-            <w:noProof/>
-            <w:webHidden/>
-          </w:rPr>
-          <w:fldChar w:fldCharType="end"/>
-        </w:r>
-      </w:hyperlink>
-    </w:p>
-    <w:p>
-      <w:pPr>
-        <w:pStyle w:val="TOC3"/>
-        <w:rPr>
-          <w:rFonts w:eastAsiaTheme="minorEastAsia"/>
-          <w:noProof/>
-          <w:kern w:val="2"/>
-          <w:sz w:val="24"/>
-          <w:szCs w:val="24"/>
-          <w14:ligatures w14:val="standardContextual"/>
-        </w:rPr>
-      </w:pPr>
-      <w:hyperlink w:anchor="_Toc228190168" w:history="1">
-        <w:r>
-          <w:rPr>
-            <w:rStyle w:val="Hyperlink"/>
-            <w:noProof/>
-          </w:rPr>
-          <w:t>Step 8 — Logger (Loop End)</w:t>
-        </w:r>
-        <w:r>
-          <w:rPr>
-            <w:noProof/>
-            <w:webHidden/>
-          </w:rPr>
-          <w:tab/>
-        </w:r>
-        <w:r>
-          <w:rPr>
-            <w:noProof/>
-            <w:webHidden/>
-          </w:rPr>
-          <w:fldChar w:fldCharType="begin"/>
-        </w:r>
-        <w:r>
-          <w:rPr>
-            <w:noProof/>
-            <w:webHidden/>
-          </w:rPr>
-          <w:instrText xml:space="preserve"> PAGEREF _Toc228190168 \h </w:instrText>
-        </w:r>
-        <w:r>
-          <w:rPr>
-            <w:noProof/>
-            <w:webHidden/>
-          </w:rPr>
-        </w:r>
-        <w:r>
-          <w:rPr>
-            <w:noProof/>
-            <w:webHidden/>
-          </w:rPr>
-          <w:fldChar w:fldCharType="separate"/>
-        </w:r>
-        <w:r>
-          <w:rPr>
-            <w:noProof/>
-            <w:webHidden/>
-          </w:rPr>
-          <w:t>10</w:t>
-        </w:r>
-        <w:r>
-          <w:rPr>
-            <w:noProof/>
-            <w:webHidden/>
-          </w:rPr>
-          <w:fldChar w:fldCharType="end"/>
-        </w:r>
-      </w:hyperlink>
-    </w:p>
-    <w:p>
-      <w:pPr>
-        <w:pStyle w:val="TOC3"/>
-        <w:rPr>
-          <w:rFonts w:eastAsiaTheme="minorEastAsia"/>
-          <w:noProof/>
-          <w:kern w:val="2"/>
-          <w:sz w:val="24"/>
-          <w:szCs w:val="24"/>
-          <w14:ligatures w14:val="standardContextual"/>
-        </w:rPr>
-      </w:pPr>
-      <w:hyperlink w:anchor="_Toc228190169" w:history="1">
-        <w:r>
-          <w:rPr>
-            <w:rStyle w:val="Hyperlink"/>
-            <w:noProof/>
-          </w:rPr>
-          <w:t>Step 1a — Indicator List Summary Logger</w:t>
-        </w:r>
-        <w:r>
-          <w:rPr>
-            <w:noProof/>
-            <w:webHidden/>
-          </w:rPr>
-          <w:tab/>
-        </w:r>
-        <w:r>
-          <w:rPr>
-            <w:noProof/>
-            <w:webHidden/>
-          </w:rPr>
-          <w:fldChar w:fldCharType="begin"/>
-        </w:r>
-        <w:r>
-          <w:rPr>
-            <w:noProof/>
-            <w:webHidden/>
-          </w:rPr>
-          <w:instrText xml:space="preserve"> PAGEREF _Toc228190169 \h </w:instrText>
-        </w:r>
-        <w:r>
-          <w:rPr>
-            <w:noProof/>
-            <w:webHidden/>
-          </w:rPr>
-        </w:r>
-        <w:r>
-          <w:rPr>
-            <w:noProof/>
-            <w:webHidden/>
-          </w:rPr>
-          <w:fldChar w:fldCharType="separate"/>
-        </w:r>
-        <w:r>
-          <w:rPr>
-            <w:noProof/>
-            <w:webHidden/>
-          </w:rPr>
-          <w:t>11</w:t>
-        </w:r>
-        <w:r>
-          <w:rPr>
-            <w:noProof/>
-            <w:webHidden/>
-          </w:rPr>
-          <w:fldChar w:fldCharType="end"/>
-        </w:r>
-      </w:hyperlink>
-    </w:p>
-    <w:p>
-      <w:pPr>
-        <w:pStyle w:val="TOC3"/>
-        <w:rPr>
-          <w:rFonts w:eastAsiaTheme="minorEastAsia"/>
-          <w:noProof/>
-          <w:kern w:val="2"/>
-          <w:sz w:val="24"/>
-          <w:szCs w:val="24"/>
-          <w14:ligatures w14:val="standardContextual"/>
-        </w:rPr>
-      </w:pPr>
-      <w:hyperlink w:anchor="_Toc228190170" w:history="1">
-        <w:r>
-          <w:rPr>
-            <w:rStyle w:val="Hyperlink"/>
-            <w:noProof/>
-          </w:rPr>
-          <w:t>Step 9 — Success Logger</w:t>
-        </w:r>
-        <w:r>
-          <w:rPr>
-            <w:noProof/>
-            <w:webHidden/>
-          </w:rPr>
-          <w:tab/>
-        </w:r>
-        <w:r>
-          <w:rPr>
-            <w:noProof/>
-            <w:webHidden/>
-          </w:rPr>
-          <w:fldChar w:fldCharType="begin"/>
-        </w:r>
-        <w:r>
-          <w:rPr>
-            <w:noProof/>
-            <w:webHidden/>
-          </w:rPr>
-          <w:instrText xml:space="preserve"> PAGEREF _Toc228190170 \h </w:instrText>
-        </w:r>
-        <w:r>
-          <w:rPr>
-            <w:noProof/>
-            <w:webHidden/>
-          </w:rPr>
-        </w:r>
-        <w:r>
-          <w:rPr>
-            <w:noProof/>
-            <w:webHidden/>
-          </w:rPr>
-          <w:fldChar w:fldCharType="separate"/>
-        </w:r>
-        <w:r>
-          <w:rPr>
-            <w:noProof/>
-            <w:webHidden/>
-          </w:rPr>
-          <w:t>11</w:t>
-        </w:r>
-        <w:r>
-          <w:rPr>
-            <w:noProof/>
-            <w:webHidden/>
-          </w:rPr>
-          <w:fldChar w:fldCharType="end"/>
-        </w:r>
-      </w:hyperlink>
-    </w:p>
-    <w:p>
-      <w:pPr>
-        <w:pStyle w:val="TOC2"/>
-        <w:rPr>
-          <w:rFonts w:asciiTheme="minorHAnsi" w:eastAsiaTheme="minorEastAsia" w:hAnsiTheme="minorHAnsi" w:cstheme="minorBidi"/>
-          <w:b w:val="0"/>
-          <w:i w:val="0"/>
-          <w:iCs w:val="0"/>
-          <w:noProof/>
-          <w:color w:val="auto"/>
-          <w:kern w:val="2"/>
-          <w:sz w:val="24"/>
-          <w:szCs w:val="24"/>
-          <w14:ligatures w14:val="standardContextual"/>
-        </w:rPr>
-      </w:pPr>
-      <w:hyperlink w:anchor="_Toc228190171" w:history="1">
-        <w:r>
-          <w:rPr>
-            <w:rStyle w:val="Hyperlink"/>
-            <w:noProof/>
-          </w:rPr>
-          <w:t>8. Email Alerts</w:t>
-        </w:r>
-        <w:r>
-          <w:rPr>
-            <w:noProof/>
-            <w:webHidden/>
-          </w:rPr>
-          <w:tab/>
-        </w:r>
-        <w:r>
-          <w:rPr>
-            <w:noProof/>
-            <w:webHidden/>
-          </w:rPr>
-          <w:fldChar w:fldCharType="begin"/>
-        </w:r>
-        <w:r>
-          <w:rPr>
-            <w:noProof/>
-            <w:webHidden/>
-          </w:rPr>
-          <w:instrText xml:space="preserve"> PAGEREF _Toc228190171 \h </w:instrText>
-        </w:r>
-        <w:r>
-          <w:rPr>
-            <w:noProof/>
-            <w:webHidden/>
-          </w:rPr>
-        </w:r>
-        <w:r>
-          <w:rPr>
-            <w:noProof/>
-            <w:webHidden/>
-          </w:rPr>
-          <w:fldChar w:fldCharType="separate"/>
-        </w:r>
-        <w:r>
-          <w:rPr>
-            <w:noProof/>
-            <w:webHidden/>
-          </w:rPr>
-          <w:t>11</w:t>
-        </w:r>
-        <w:r>
-          <w:rPr>
-            <w:noProof/>
-            <w:webHidden/>
-          </w:rPr>
-          <w:fldChar w:fldCharType="end"/>
-        </w:r>
-      </w:hyperlink>
-    </w:p>
-    <w:p>
-      <w:pPr>
-        <w:pStyle w:val="TOC2"/>
-        <w:rPr>
-          <w:rFonts w:asciiTheme="minorHAnsi" w:eastAsiaTheme="minorEastAsia" w:hAnsiTheme="minorHAnsi" w:cstheme="minorBidi"/>
-          <w:b w:val="0"/>
-          <w:i w:val="0"/>
-          <w:iCs w:val="0"/>
-          <w:noProof/>
-          <w:color w:val="auto"/>
-          <w:kern w:val="2"/>
-          <w:sz w:val="24"/>
-          <w:szCs w:val="24"/>
-          <w14:ligatures w14:val="standardContextual"/>
-        </w:rPr>
-      </w:pPr>
-      <w:hyperlink w:anchor="_Toc228190172" w:history="1">
-        <w:r>
-          <w:rPr>
-            <w:rStyle w:val="Hyperlink"/>
-            <w:noProof/>
-          </w:rPr>
-          <w:t>9. Modifying the Playbook</w:t>
-        </w:r>
-        <w:r>
-          <w:rPr>
-            <w:noProof/>
-            <w:webHidden/>
-          </w:rPr>
-          <w:tab/>
-        </w:r>
-        <w:r>
-          <w:rPr>
-            <w:noProof/>
-            <w:webHidden/>
-          </w:rPr>
-          <w:fldChar w:fldCharType="begin"/>
-        </w:r>
-        <w:r>
-          <w:rPr>
-            <w:noProof/>
-            <w:webHidden/>
-          </w:rPr>
-          <w:instrText xml:space="preserve"> PAGEREF _Toc228190172 \h </w:instrText>
-        </w:r>
-        <w:r>
-          <w:rPr>
-            <w:noProof/>
-            <w:webHidden/>
-          </w:rPr>
-        </w:r>
-        <w:r>
-          <w:rPr>
-            <w:noProof/>
-            <w:webHidden/>
-          </w:rPr>
-          <w:fldChar w:fldCharType="separate"/>
-        </w:r>
-        <w:r>
-          <w:rPr>
-            <w:noProof/>
-            <w:webHidden/>
-          </w:rPr>
-          <w:t>12</w:t>
-        </w:r>
-        <w:r>
-          <w:rPr>
-            <w:noProof/>
-            <w:webHidden/>
-          </w:rPr>
-          <w:fldChar w:fldCharType="end"/>
-        </w:r>
-      </w:hyperlink>
-    </w:p>
-    <w:p>
-      <w:pPr>
-        <w:pStyle w:val="TOC3"/>
-        <w:rPr>
-          <w:rFonts w:eastAsiaTheme="minorEastAsia"/>
-          <w:noProof/>
-          <w:kern w:val="2"/>
-          <w:sz w:val="24"/>
-          <w:szCs w:val="24"/>
-          <w14:ligatures w14:val="standardContextual"/>
-        </w:rPr>
-      </w:pPr>
-      <w:hyperlink w:anchor="_Toc228190173" w:history="1">
-        <w:r>
-          <w:rPr>
-            <w:rStyle w:val="Hyperlink"/>
-            <w:noProof/>
-          </w:rPr>
-          <w:t>Adding or Removing Monitored ASNs</w:t>
-        </w:r>
-        <w:r>
-          <w:rPr>
-            <w:noProof/>
-            <w:webHidden/>
-          </w:rPr>
-          <w:tab/>
-        </w:r>
-        <w:r>
-          <w:rPr>
-            <w:noProof/>
-            <w:webHidden/>
-          </w:rPr>
-          <w:fldChar w:fldCharType="begin"/>
-        </w:r>
-        <w:r>
-          <w:rPr>
-            <w:noProof/>
-            <w:webHidden/>
-          </w:rPr>
-          <w:instrText xml:space="preserve"> PAGEREF _Toc228190173 \h </w:instrText>
-        </w:r>
-        <w:r>
-          <w:rPr>
-            <w:noProof/>
-            <w:webHidden/>
-          </w:rPr>
-        </w:r>
-        <w:r>
-          <w:rPr>
-            <w:noProof/>
-            <w:webHidden/>
-          </w:rPr>
-          <w:fldChar w:fldCharType="separate"/>
-        </w:r>
-        <w:r>
-          <w:rPr>
-            <w:noProof/>
-            <w:webHidden/>
-          </w:rPr>
-          <w:t>12</w:t>
-        </w:r>
-        <w:r>
-          <w:rPr>
-            <w:noProof/>
-            <w:webHidden/>
-          </w:rPr>
-          <w:fldChar w:fldCharType="end"/>
-        </w:r>
-      </w:hyperlink>
-    </w:p>
-    <w:p>
-      <w:pPr>
-        <w:pStyle w:val="TOC3"/>
-        <w:rPr>
-          <w:rFonts w:eastAsiaTheme="minorEastAsia"/>
-          <w:noProof/>
-          <w:kern w:val="2"/>
-          <w:sz w:val="24"/>
-          <w:szCs w:val="24"/>
-          <w14:ligatures w14:val="standardContextual"/>
-        </w:rPr>
-      </w:pPr>
-      <w:hyperlink w:anchor="_Toc228190174" w:history="1">
-        <w:r>
-          <w:rPr>
-            <w:rStyle w:val="Hyperlink"/>
-            <w:noProof/>
-          </w:rPr>
-          <w:t>Changing the Max Results per Run</w:t>
-        </w:r>
-        <w:r>
-          <w:rPr>
-            <w:noProof/>
-            <w:webHidden/>
-          </w:rPr>
-          <w:tab/>
-        </w:r>
-        <w:r>
-          <w:rPr>
-            <w:noProof/>
-            <w:webHidden/>
-          </w:rPr>
-          <w:fldChar w:fldCharType="begin"/>
-        </w:r>
-        <w:r>
-          <w:rPr>
-            <w:noProof/>
-            <w:webHidden/>
-          </w:rPr>
-          <w:instrText xml:space="preserve"> PAGEREF _Toc228190174 \h </w:instrText>
-        </w:r>
-        <w:r>
-          <w:rPr>
-            <w:noProof/>
-            <w:webHidden/>
-          </w:rPr>
-        </w:r>
-        <w:r>
-          <w:rPr>
-            <w:noProof/>
-            <w:webHidden/>
-          </w:rPr>
-          <w:fldChar w:fldCharType="separate"/>
-        </w:r>
-        <w:r>
-          <w:rPr>
-            <w:noProof/>
-            <w:webHidden/>
-          </w:rPr>
-          <w:t>12</w:t>
-        </w:r>
-        <w:r>
-          <w:rPr>
-            <w:noProof/>
-            <w:webHidden/>
-          </w:rPr>
-          <w:fldChar w:fldCharType="end"/>
-        </w:r>
-      </w:hyperlink>
-    </w:p>
-    <w:p>
-      <w:pPr>
-        <w:pStyle w:val="TOC3"/>
-        <w:rPr>
-          <w:rFonts w:eastAsiaTheme="minorEastAsia"/>
-          <w:noProof/>
-          <w:kern w:val="2"/>
-          <w:sz w:val="24"/>
-          <w:szCs w:val="24"/>
-          <w14:ligatures w14:val="standardContextual"/>
-        </w:rPr>
-      </w:pPr>
-      <w:hyperlink w:anchor="_Toc228190175" w:history="1">
-        <w:r>
-          <w:rPr>
-            <w:rStyle w:val="Hyperlink"/>
-            <w:noProof/>
-          </w:rPr>
-          <w:t>Changing the Scanner Tag Name</w:t>
-        </w:r>
-        <w:r>
-          <w:rPr>
-            <w:noProof/>
-            <w:webHidden/>
-          </w:rPr>
-          <w:tab/>
-        </w:r>
-        <w:r>
-          <w:rPr>
-            <w:noProof/>
-            <w:webHidden/>
-          </w:rPr>
-          <w:fldChar w:fldCharType="begin"/>
-        </w:r>
-        <w:r>
-          <w:rPr>
-            <w:noProof/>
-            <w:webHidden/>
-          </w:rPr>
-          <w:instrText xml:space="preserve"> PAGEREF _Toc228190175 \h </w:instrText>
-        </w:r>
-        <w:r>
-          <w:rPr>
-            <w:noProof/>
-            <w:webHidden/>
-          </w:rPr>
-        </w:r>
-        <w:r>
-          <w:rPr>
-            <w:noProof/>
-            <w:webHidden/>
-          </w:rPr>
-          <w:fldChar w:fldCharType="separate"/>
-        </w:r>
-        <w:r>
-          <w:rPr>
-            <w:noProof/>
-            <w:webHidden/>
-          </w:rPr>
-          <w:t>13</w:t>
-        </w:r>
-        <w:r>
-          <w:rPr>
-            <w:noProof/>
-            <w:webHidden/>
-          </w:rPr>
-          <w:fldChar w:fldCharType="end"/>
-        </w:r>
-      </w:hyperlink>
-    </w:p>
-    <w:p>
-      <w:pPr>
-        <w:pStyle w:val="TOC3"/>
-        <w:rPr>
-          <w:rFonts w:eastAsiaTheme="minorEastAsia"/>
-          <w:noProof/>
-          <w:kern w:val="2"/>
-          <w:sz w:val="24"/>
-          <w:szCs w:val="24"/>
-          <w14:ligatures w14:val="standardContextual"/>
-        </w:rPr>
-      </w:pPr>
-      <w:hyperlink w:anchor="_Toc228190176" w:history="1">
-        <w:r>
-          <w:rPr>
-            <w:rStyle w:val="Hyperlink"/>
-            <w:noProof/>
-          </w:rPr>
-          <w:t>Updating the Notification Email</w:t>
-        </w:r>
-        <w:r>
-          <w:rPr>
-            <w:noProof/>
-            <w:webHidden/>
-          </w:rPr>
-          <w:tab/>
-        </w:r>
-        <w:r>
-          <w:rPr>
-            <w:noProof/>
-            <w:webHidden/>
-          </w:rPr>
-          <w:fldChar w:fldCharType="begin"/>
-        </w:r>
-        <w:r>
-          <w:rPr>
-            <w:noProof/>
-            <w:webHidden/>
-          </w:rPr>
-          <w:instrText xml:space="preserve"> PAGEREF _Toc228190176 \h </w:instrText>
-        </w:r>
-        <w:r>
-          <w:rPr>
-            <w:noProof/>
-            <w:webHidden/>
-          </w:rPr>
-        </w:r>
-        <w:r>
-          <w:rPr>
-            <w:noProof/>
-            <w:webHidden/>
-          </w:rPr>
-          <w:fldChar w:fldCharType="separate"/>
-        </w:r>
-        <w:r>
-          <w:rPr>
-            <w:noProof/>
-            <w:webHidden/>
-          </w:rPr>
-          <w:t>13</w:t>
-        </w:r>
-        <w:r>
-          <w:rPr>
-            <w:noProof/>
-            <w:webHidden/>
-          </w:rPr>
-          <w:fldChar w:fldCharType="end"/>
-        </w:r>
-      </w:hyperlink>
-    </w:p>
-    <w:p>
-      <w:pPr>
-        <w:pStyle w:val="TOC3"/>
-        <w:rPr>
-          <w:rFonts w:eastAsiaTheme="minorEastAsia"/>
-          <w:noProof/>
-          <w:kern w:val="2"/>
-          <w:sz w:val="24"/>
-          <w:szCs w:val="24"/>
-          <w14:ligatures w14:val="standardContextual"/>
-        </w:rPr>
-      </w:pPr>
-      <w:hyperlink w:anchor="_Toc228190177" w:history="1">
-        <w:r>
-          <w:rPr>
-            <w:rStyle w:val="Hyperlink"/>
-            <w:noProof/>
-          </w:rPr>
-          <w:t>Managing Triggers</w:t>
-        </w:r>
-        <w:r>
-          <w:rPr>
-            <w:noProof/>
-            <w:webHidden/>
-          </w:rPr>
-          <w:tab/>
-        </w:r>
-        <w:r>
-          <w:rPr>
-            <w:noProof/>
-            <w:webHidden/>
-          </w:rPr>
-          <w:fldChar w:fldCharType="begin"/>
-        </w:r>
-        <w:r>
-          <w:rPr>
-            <w:noProof/>
-            <w:webHidden/>
-          </w:rPr>
-          <w:instrText xml:space="preserve"> PAGEREF _Toc228190177 \h </w:instrText>
-        </w:r>
-        <w:r>
-          <w:rPr>
-            <w:noProof/>
-            <w:webHidden/>
-          </w:rPr>
-        </w:r>
-        <w:r>
-          <w:rPr>
-            <w:noProof/>
-            <w:webHidden/>
-          </w:rPr>
-          <w:fldChar w:fldCharType="separate"/>
-        </w:r>
-        <w:r>
-          <w:rPr>
-            <w:noProof/>
-            <w:webHidden/>
-          </w:rPr>
-          <w:t>13</w:t>
-        </w:r>
-        <w:r>
-          <w:rPr>
-            <w:noProof/>
-            <w:webHidden/>
-          </w:rPr>
-          <w:fldChar w:fldCharType="end"/>
-        </w:r>
-      </w:hyperlink>
-    </w:p>
-    <w:p>
-      <w:pPr>
-        <w:pStyle w:val="TOC2"/>
-        <w:rPr>
-          <w:rFonts w:asciiTheme="minorHAnsi" w:eastAsiaTheme="minorEastAsia" w:hAnsiTheme="minorHAnsi" w:cstheme="minorBidi"/>
-          <w:b w:val="0"/>
-          <w:i w:val="0"/>
-          <w:iCs w:val="0"/>
-          <w:noProof/>
-          <w:color w:val="auto"/>
-          <w:kern w:val="2"/>
-          <w:sz w:val="24"/>
-          <w:szCs w:val="24"/>
-          <w14:ligatures w14:val="standardContextual"/>
-        </w:rPr>
-      </w:pPr>
-      <w:hyperlink w:anchor="_Toc228190178" w:history="1">
-        <w:r>
-          <w:rPr>
-            <w:rStyle w:val="Hyperlink"/>
-            <w:noProof/>
-          </w:rPr>
-          <w:t>10. Troubleshooting</w:t>
-        </w:r>
-        <w:r>
-          <w:rPr>
-            <w:noProof/>
-            <w:webHidden/>
-          </w:rPr>
-          <w:tab/>
-        </w:r>
-        <w:r>
-          <w:rPr>
-            <w:noProof/>
-            <w:webHidden/>
-          </w:rPr>
-          <w:fldChar w:fldCharType="begin"/>
-        </w:r>
-        <w:r>
-          <w:rPr>
-            <w:noProof/>
-            <w:webHidden/>
-          </w:rPr>
-          <w:instrText xml:space="preserve"> PAGEREF _Toc228190178 \h </w:instrText>
-        </w:r>
-        <w:r>
-          <w:rPr>
-            <w:noProof/>
-            <w:webHidden/>
-          </w:rPr>
-        </w:r>
-        <w:r>
-          <w:rPr>
-            <w:noProof/>
-            <w:webHidden/>
-          </w:rPr>
-          <w:fldChar w:fldCharType="separate"/>
-        </w:r>
-        <w:r>
-          <w:rPr>
-            <w:noProof/>
-            <w:webHidden/>
-          </w:rPr>
-          <w:t>14</w:t>
-        </w:r>
-        <w:r>
-          <w:rPr>
-            <w:noProof/>
-            <w:webHidden/>
-          </w:rPr>
-          <w:fldChar w:fldCharType="end"/>
-        </w:r>
-      </w:hyperlink>
-    </w:p>
-    <w:p>
-      <w:pPr>
-        <w:pStyle w:val="TOC2"/>
-        <w:rPr>
-          <w:rFonts w:asciiTheme="minorHAnsi" w:eastAsiaTheme="minorEastAsia" w:hAnsiTheme="minorHAnsi" w:cstheme="minorBidi"/>
-          <w:b w:val="0"/>
-          <w:i w:val="0"/>
-          <w:iCs w:val="0"/>
-          <w:noProof/>
-          <w:color w:val="auto"/>
-          <w:kern w:val="2"/>
-          <w:sz w:val="24"/>
-          <w:szCs w:val="24"/>
-          <w14:ligatures w14:val="standardContextual"/>
-        </w:rPr>
-      </w:pPr>
-      <w:hyperlink w:anchor="_Toc228190179" w:history="1">
-        <w:r>
-          <w:rPr>
-            <w:rStyle w:val="Hyperlink"/>
-            <w:noProof/>
-          </w:rPr>
-          <w:t>11. Maintenance Notes</w:t>
-        </w:r>
-        <w:r>
-          <w:rPr>
-            <w:noProof/>
-            <w:webHidden/>
-          </w:rPr>
-          <w:tab/>
-        </w:r>
-        <w:r>
-          <w:rPr>
-            <w:noProof/>
-            <w:webHidden/>
-          </w:rPr>
-          <w:fldChar w:fldCharType="begin"/>
-        </w:r>
-        <w:r>
-          <w:rPr>
-            <w:noProof/>
-            <w:webHidden/>
-          </w:rPr>
-          <w:instrText xml:space="preserve"> PAGEREF _Toc228190179 \h </w:instrText>
-        </w:r>
-        <w:r>
-          <w:rPr>
-            <w:noProof/>
-            <w:webHidden/>
-          </w:rPr>
-        </w:r>
-        <w:r>
-          <w:rPr>
-            <w:noProof/>
-            <w:webHidden/>
-          </w:rPr>
-          <w:fldChar w:fldCharType="separate"/>
-        </w:r>
-        <w:r>
-          <w:rPr>
-            <w:noProof/>
-            <w:webHidden/>
-          </w:rPr>
-          <w:t>15</w:t>
-        </w:r>
-        <w:r>
-          <w:rPr>
-            <w:noProof/>
-            <w:webHidden/>
-          </w:rPr>
-          <w:fldChar w:fldCharType="end"/>
-        </w:r>
-      </w:hyperlink>
-    </w:p>
-    <w:p>
-      <w:pPr>
-        <w:pStyle w:val="TOC2"/>
-        <w:rPr>
-          <w:rFonts w:asciiTheme="minorHAnsi" w:eastAsiaTheme="minorEastAsia" w:hAnsiTheme="minorHAnsi" w:cstheme="minorBidi"/>
-          <w:b w:val="0"/>
-          <w:i w:val="0"/>
-          <w:iCs w:val="0"/>
-          <w:noProof/>
-          <w:color w:val="auto"/>
-          <w:kern w:val="2"/>
-          <w:sz w:val="24"/>
-          <w:szCs w:val="24"/>
-          <w14:ligatures w14:val="standardContextual"/>
-        </w:rPr>
-      </w:pPr>
-      <w:hyperlink w:anchor="_Toc228190180" w:history="1">
-        <w:r>
-          <w:rPr>
-            <w:rStyle w:val="Hyperlink"/>
-            <w:noProof/>
-          </w:rPr>
-          <w:t>12. Related Documents</w:t>
-        </w:r>
-        <w:r>
-          <w:rPr>
-            <w:noProof/>
-            <w:webHidden/>
-          </w:rPr>
-          <w:tab/>
-        </w:r>
-        <w:r>
-          <w:rPr>
-            <w:noProof/>
-            <w:webHidden/>
-          </w:rPr>
-          <w:fldChar w:fldCharType="begin"/>
-        </w:r>
-        <w:r>
-          <w:rPr>
-            <w:noProof/>
-            <w:webHidden/>
-          </w:rPr>
-          <w:instrText xml:space="preserve"> PAGEREF _Toc228190180 \h </w:instrText>
-        </w:r>
-        <w:r>
-          <w:rPr>
-            <w:noProof/>
-            <w:webHidden/>
-          </w:rPr>
-        </w:r>
-        <w:r>
-          <w:rPr>
-            <w:noProof/>
-            <w:webHidden/>
-          </w:rPr>
-          <w:fldChar w:fldCharType="separate"/>
-        </w:r>
-        <w:r>
-          <w:rPr>
-            <w:noProof/>
-            <w:webHidden/>
-          </w:rPr>
-          <w:t>16</w:t>
-        </w:r>
-        <w:r>
-          <w:rPr>
-            <w:noProof/>
-            <w:webHidden/>
-          </w:rPr>
-          <w:fldChar w:fldCharType="end"/>
-        </w:r>
-      </w:hyperlink>
-    </w:p>
-    <w:p>
+      <w:r>
+        <w:t>Right-click and update field.</w:t>
+      </w:r>
       <w:r>
         <w:fldChar w:fldCharType="end"/>
       </w:r>
@@ -2936,11 +1130,9 @@
       <w:pPr>
         <w:pStyle w:val="Heading2"/>
       </w:pPr>
-      <w:bookmarkStart w:id="1" w:name="_Toc228190150"/>
       <w:r>
         <w:t>1. Purpose</w:t>
       </w:r>
-      <w:bookmarkEnd w:id="1"/>
     </w:p>
     <w:p/>
     <w:p>
@@ -3013,11 +1205,9 @@
       <w:pPr>
         <w:pStyle w:val="Heading2"/>
       </w:pPr>
-      <w:bookmarkStart w:id="2" w:name="_Toc228190151"/>
       <w:r>
         <w:t>2. Scope</w:t>
       </w:r>
-      <w:bookmarkEnd w:id="2"/>
     </w:p>
     <w:p/>
     <w:p>
@@ -3036,12 +1226,9 @@
       <w:pPr>
         <w:pStyle w:val="Heading2"/>
       </w:pPr>
-      <w:bookmarkStart w:id="3" w:name="_Toc228190152"/>
-      <w:r>
-        <w:lastRenderedPageBreak/>
+      <w:r>
         <w:t>3. Prerequisites</w:t>
       </w:r>
-      <w:bookmarkEnd w:id="3"/>
     </w:p>
     <w:p>
       <w:pPr>
@@ -3051,12 +1238,12 @@
     <w:tbl>
       <w:tblPr>
         <w:tblStyle w:val="TableGrid"/>
-        <w:tblW w:w="0" w:type="auto"/>
-        <w:tblLook w:val="04A0" w:firstRow="1" w:lastRow="0" w:firstColumn="1" w:lastColumn="0" w:noHBand="0" w:noVBand="1"/>
+        <w:tblW w:type="auto" w:w="0"/>
+        <w:tblLook w:firstColumn="1" w:firstRow="1" w:lastColumn="0" w:lastRow="0" w:noHBand="0" w:noVBand="1" w:val="04A0"/>
       </w:tblPr>
       <w:tblGrid>
-        <w:gridCol w:w="4674"/>
-        <w:gridCol w:w="4676"/>
+        <w:gridCol w:w="4680"/>
+        <w:gridCol w:w="4680"/>
       </w:tblGrid>
       <w:tr>
         <w:trPr>
@@ -3065,7 +1252,7 @@
         </w:trPr>
         <w:tc>
           <w:tcPr>
-            <w:tcW w:w="4680" w:type="dxa"/>
+            <w:tcW w:type="dxa" w:w="4680"/>
           </w:tcPr>
           <w:p>
             <w:r>
@@ -3075,7 +1262,7 @@
         </w:tc>
         <w:tc>
           <w:tcPr>
-            <w:tcW w:w="4680" w:type="dxa"/>
+            <w:tcW w:type="dxa" w:w="4680"/>
           </w:tcPr>
           <w:p>
             <w:r>
@@ -3090,7 +1277,7 @@
         </w:trPr>
         <w:tc>
           <w:tcPr>
-            <w:tcW w:w="4680" w:type="dxa"/>
+            <w:tcW w:type="dxa" w:w="4680"/>
           </w:tcPr>
           <w:p>
             <w:r>
@@ -3100,7 +1287,7 @@
         </w:tc>
         <w:tc>
           <w:tcPr>
-            <w:tcW w:w="4680" w:type="dxa"/>
+            <w:tcW w:type="dxa" w:w="4680"/>
           </w:tcPr>
           <w:p>
             <w:r>
@@ -3115,7 +1302,7 @@
         </w:trPr>
         <w:tc>
           <w:tcPr>
-            <w:tcW w:w="4680" w:type="dxa"/>
+            <w:tcW w:type="dxa" w:w="4680"/>
           </w:tcPr>
           <w:p>
             <w:r>
@@ -3125,7 +1312,7 @@
         </w:tc>
         <w:tc>
           <w:tcPr>
-            <w:tcW w:w="4680" w:type="dxa"/>
+            <w:tcW w:type="dxa" w:w="4680"/>
           </w:tcPr>
           <w:p>
             <w:r>
@@ -3140,20 +1327,17 @@
         </w:trPr>
         <w:tc>
           <w:tcPr>
-            <w:tcW w:w="4680" w:type="dxa"/>
+            <w:tcW w:type="dxa" w:w="4680"/>
           </w:tcPr>
           <w:p>
             <w:r>
-              <w:t xml:space="preserve">ThreatConnect </w:t>
-            </w:r>
-            <w:r>
-              <w:t>DataStore</w:t>
+              <w:t>ThreatConnect DataStore</w:t>
             </w:r>
           </w:p>
         </w:tc>
         <w:tc>
           <w:tcPr>
-            <w:tcW w:w="4680" w:type="dxa"/>
+            <w:tcW w:type="dxa" w:w="4680"/>
           </w:tcPr>
           <w:p>
             <w:r>
@@ -3168,7 +1352,7 @@
         </w:trPr>
         <w:tc>
           <w:tcPr>
-            <w:tcW w:w="4680" w:type="dxa"/>
+            <w:tcW w:type="dxa" w:w="4680"/>
           </w:tcPr>
           <w:p>
             <w:r>
@@ -3178,7 +1362,7 @@
         </w:tc>
         <w:tc>
           <w:tcPr>
-            <w:tcW w:w="4680" w:type="dxa"/>
+            <w:tcW w:type="dxa" w:w="4680"/>
           </w:tcPr>
           <w:p>
             <w:r>
@@ -3193,7 +1377,7 @@
         </w:trPr>
         <w:tc>
           <w:tcPr>
-            <w:tcW w:w="4680" w:type="dxa"/>
+            <w:tcW w:type="dxa" w:w="4680"/>
           </w:tcPr>
           <w:p>
             <w:r>
@@ -3203,7 +1387,7 @@
         </w:tc>
         <w:tc>
           <w:tcPr>
-            <w:tcW w:w="4680" w:type="dxa"/>
+            <w:tcW w:type="dxa" w:w="4680"/>
           </w:tcPr>
           <w:p>
             <w:r>
@@ -3224,14 +1408,9 @@
       <w:pPr>
         <w:pStyle w:val="Heading2"/>
       </w:pPr>
-      <w:bookmarkStart w:id="4" w:name="_Toc228190153"/>
-      <w:r>
-        <w:t xml:space="preserve">4. Trigger </w:t>
-      </w:r>
-      <w:r>
-        <w:t>Configuration</w:t>
-      </w:r>
-      <w:bookmarkEnd w:id="4"/>
+      <w:r>
+        <w:t>4. Trigger Configuration</w:t>
+      </w:r>
     </w:p>
     <w:p/>
     <w:p>
@@ -3256,14 +1435,14 @@
     <w:tbl>
       <w:tblPr>
         <w:tblStyle w:val="TableGrid"/>
-        <w:tblW w:w="0" w:type="auto"/>
-        <w:tblLook w:val="04A0" w:firstRow="1" w:lastRow="0" w:firstColumn="1" w:lastColumn="0" w:noHBand="0" w:noVBand="1"/>
+        <w:tblW w:type="auto" w:w="0"/>
+        <w:tblLook w:firstColumn="1" w:firstRow="1" w:lastColumn="0" w:lastRow="0" w:noHBand="0" w:noVBand="1" w:val="04A0"/>
       </w:tblPr>
       <w:tblGrid>
-        <w:gridCol w:w="2337"/>
-        <w:gridCol w:w="2338"/>
-        <w:gridCol w:w="2337"/>
-        <w:gridCol w:w="2338"/>
+        <w:gridCol w:w="2340"/>
+        <w:gridCol w:w="2340"/>
+        <w:gridCol w:w="2340"/>
+        <w:gridCol w:w="2340"/>
       </w:tblGrid>
       <w:tr>
         <w:trPr>
@@ -3272,7 +1451,7 @@
         </w:trPr>
         <w:tc>
           <w:tcPr>
-            <w:tcW w:w="2340" w:type="dxa"/>
+            <w:tcW w:type="dxa" w:w="2340"/>
           </w:tcPr>
           <w:p>
             <w:r>
@@ -3282,7 +1461,7 @@
         </w:tc>
         <w:tc>
           <w:tcPr>
-            <w:tcW w:w="2340" w:type="dxa"/>
+            <w:tcW w:type="dxa" w:w="2340"/>
           </w:tcPr>
           <w:p>
             <w:r>
@@ -3292,7 +1471,7 @@
         </w:tc>
         <w:tc>
           <w:tcPr>
-            <w:tcW w:w="2340" w:type="dxa"/>
+            <w:tcW w:type="dxa" w:w="2340"/>
           </w:tcPr>
           <w:p>
             <w:r>
@@ -3302,7 +1481,7 @@
         </w:tc>
         <w:tc>
           <w:tcPr>
-            <w:tcW w:w="2340" w:type="dxa"/>
+            <w:tcW w:type="dxa" w:w="2340"/>
           </w:tcPr>
           <w:p>
             <w:r>
@@ -3317,7 +1496,7 @@
         </w:trPr>
         <w:tc>
           <w:tcPr>
-            <w:tcW w:w="2340" w:type="dxa"/>
+            <w:tcW w:type="dxa" w:w="2340"/>
           </w:tcPr>
           <w:p>
             <w:r>
@@ -3327,7 +1506,7 @@
         </w:tc>
         <w:tc>
           <w:tcPr>
-            <w:tcW w:w="2340" w:type="dxa"/>
+            <w:tcW w:type="dxa" w:w="2340"/>
           </w:tcPr>
           <w:p>
             <w:r>
@@ -3337,7 +1516,7 @@
         </w:tc>
         <w:tc>
           <w:tcPr>
-            <w:tcW w:w="2340" w:type="dxa"/>
+            <w:tcW w:type="dxa" w:w="2340"/>
           </w:tcPr>
           <w:p>
             <w:r>
@@ -3347,14 +1526,11 @@
         </w:tc>
         <w:tc>
           <w:tcPr>
-            <w:tcW w:w="2340" w:type="dxa"/>
+            <w:tcW w:type="dxa" w:w="2340"/>
           </w:tcPr>
           <w:p>
             <w:r>
-              <w:t xml:space="preserve">**Active — </w:t>
-            </w:r>
-            <w:r>
-              <w:t>Production**</w:t>
+              <w:t>**Active — Production**</w:t>
             </w:r>
           </w:p>
         </w:tc>
@@ -3365,7 +1541,7 @@
         </w:trPr>
         <w:tc>
           <w:tcPr>
-            <w:tcW w:w="2340" w:type="dxa"/>
+            <w:tcW w:type="dxa" w:w="2340"/>
           </w:tcPr>
           <w:p>
             <w:r>
@@ -3375,7 +1551,7 @@
         </w:tc>
         <w:tc>
           <w:tcPr>
-            <w:tcW w:w="2340" w:type="dxa"/>
+            <w:tcW w:type="dxa" w:w="2340"/>
           </w:tcPr>
           <w:p>
             <w:r>
@@ -3385,7 +1561,7 @@
         </w:tc>
         <w:tc>
           <w:tcPr>
-            <w:tcW w:w="2340" w:type="dxa"/>
+            <w:tcW w:type="dxa" w:w="2340"/>
           </w:tcPr>
           <w:p>
             <w:r>
@@ -3395,7 +1571,7 @@
         </w:tc>
         <w:tc>
           <w:tcPr>
-            <w:tcW w:w="2340" w:type="dxa"/>
+            <w:tcW w:type="dxa" w:w="2340"/>
           </w:tcPr>
           <w:p>
             <w:r>
@@ -3410,18 +1586,17 @@
         </w:trPr>
         <w:tc>
           <w:tcPr>
-            <w:tcW w:w="2340" w:type="dxa"/>
+            <w:tcW w:type="dxa" w:w="2340"/>
           </w:tcPr>
           <w:p>
             <w:r>
-              <w:lastRenderedPageBreak/>
               <w:t>Every 1 Minute Trigger (Testing Trigger)</w:t>
             </w:r>
           </w:p>
         </w:tc>
         <w:tc>
           <w:tcPr>
-            <w:tcW w:w="2340" w:type="dxa"/>
+            <w:tcW w:type="dxa" w:w="2340"/>
           </w:tcPr>
           <w:p>
             <w:r>
@@ -3431,7 +1606,7 @@
         </w:tc>
         <w:tc>
           <w:tcPr>
-            <w:tcW w:w="2340" w:type="dxa"/>
+            <w:tcW w:type="dxa" w:w="2340"/>
           </w:tcPr>
           <w:p>
             <w:r>
@@ -3441,7 +1616,7 @@
         </w:tc>
         <w:tc>
           <w:tcPr>
-            <w:tcW w:w="2340" w:type="dxa"/>
+            <w:tcW w:type="dxa" w:w="2340"/>
           </w:tcPr>
           <w:p>
             <w:r>
@@ -3456,14 +1631,13 @@
       <w:pPr>
         <w:pStyle w:val="Heading3"/>
       </w:pPr>
-      <w:bookmarkStart w:id="5" w:name="_Toc228190154"/>
       <w:r>
         <w:t>Every 12 Hours Trigger (Production)</w:t>
       </w:r>
-      <w:bookmarkEnd w:id="5"/>
     </w:p>
     <w:p/>
     <w:p>
+      <w:pPr/>
       <w:r>
         <w:rPr>
           <w:b/>
@@ -3475,6 +1649,7 @@
       </w:r>
     </w:p>
     <w:p>
+      <w:pPr/>
       <w:r>
         <w:rPr>
           <w:b/>
@@ -3505,6 +1680,7 @@
       </w:r>
     </w:p>
     <w:p>
+      <w:pPr/>
       <w:r>
         <w:rPr>
           <w:b/>
@@ -3520,14 +1696,13 @@
       <w:pPr>
         <w:pStyle w:val="Heading3"/>
       </w:pPr>
-      <w:bookmarkStart w:id="6" w:name="_Toc228190155"/>
       <w:r>
         <w:t>WebHook Trigger (Testing / Manual)</w:t>
       </w:r>
-      <w:bookmarkEnd w:id="6"/>
     </w:p>
     <w:p/>
     <w:p>
+      <w:pPr/>
       <w:r>
         <w:rPr>
           <w:b/>
@@ -3539,6 +1714,7 @@
       </w:r>
     </w:p>
     <w:p>
+      <w:pPr/>
       <w:r>
         <w:rPr>
           <w:b/>
@@ -3550,6 +1726,7 @@
       </w:r>
     </w:p>
     <w:p>
+      <w:pPr/>
       <w:r>
         <w:rPr>
           <w:b/>
@@ -3561,6 +1738,7 @@
       </w:r>
     </w:p>
     <w:p>
+      <w:pPr/>
       <w:r>
         <w:rPr>
           <w:b/>
@@ -3582,6 +1760,7 @@
       </w:r>
     </w:p>
     <w:p>
+      <w:pPr/>
       <w:r>
         <w:rPr>
           <w:b/>
@@ -3618,12 +1797,9 @@
       <w:pPr>
         <w:pStyle w:val="Heading2"/>
       </w:pPr>
-      <w:bookmarkStart w:id="7" w:name="_Toc228190156"/>
-      <w:r>
-        <w:lastRenderedPageBreak/>
+      <w:r>
         <w:t>5. TQL Query</w:t>
       </w:r>
-      <w:bookmarkEnd w:id="7"/>
     </w:p>
     <w:p/>
     <w:p>
@@ -3697,13 +1873,13 @@
     <w:tbl>
       <w:tblPr>
         <w:tblStyle w:val="TableGrid"/>
-        <w:tblW w:w="0" w:type="auto"/>
-        <w:tblLook w:val="04A0" w:firstRow="1" w:lastRow="0" w:firstColumn="1" w:lastColumn="0" w:noHBand="0" w:noVBand="1"/>
+        <w:tblW w:type="auto" w:w="0"/>
+        <w:tblLook w:firstColumn="1" w:firstRow="1" w:lastColumn="0" w:lastRow="0" w:noHBand="0" w:noVBand="1" w:val="04A0"/>
       </w:tblPr>
       <w:tblGrid>
-        <w:gridCol w:w="3117"/>
-        <w:gridCol w:w="3117"/>
-        <w:gridCol w:w="3116"/>
+        <w:gridCol w:w="3120"/>
+        <w:gridCol w:w="3120"/>
+        <w:gridCol w:w="3120"/>
       </w:tblGrid>
       <w:tr>
         <w:trPr>
@@ -3712,7 +1888,7 @@
         </w:trPr>
         <w:tc>
           <w:tcPr>
-            <w:tcW w:w="3120" w:type="dxa"/>
+            <w:tcW w:type="dxa" w:w="3120"/>
           </w:tcPr>
           <w:p>
             <w:r>
@@ -3722,7 +1898,7 @@
         </w:tc>
         <w:tc>
           <w:tcPr>
-            <w:tcW w:w="3120" w:type="dxa"/>
+            <w:tcW w:type="dxa" w:w="3120"/>
           </w:tcPr>
           <w:p>
             <w:r>
@@ -3732,7 +1908,7 @@
         </w:tc>
         <w:tc>
           <w:tcPr>
-            <w:tcW w:w="3120" w:type="dxa"/>
+            <w:tcW w:type="dxa" w:w="3120"/>
           </w:tcPr>
           <w:p>
             <w:r>
@@ -3747,7 +1923,7 @@
         </w:trPr>
         <w:tc>
           <w:tcPr>
-            <w:tcW w:w="3120" w:type="dxa"/>
+            <w:tcW w:type="dxa" w:w="3120"/>
           </w:tcPr>
           <w:p>
             <w:r>
@@ -3757,7 +1933,7 @@
         </w:tc>
         <w:tc>
           <w:tcPr>
-            <w:tcW w:w="3120" w:type="dxa"/>
+            <w:tcW w:type="dxa" w:w="3120"/>
           </w:tcPr>
           <w:p>
             <w:r>
@@ -3767,7 +1943,7 @@
         </w:tc>
         <w:tc>
           <w:tcPr>
-            <w:tcW w:w="3120" w:type="dxa"/>
+            <w:tcW w:type="dxa" w:w="3120"/>
           </w:tcPr>
           <w:p>
             <w:r>
@@ -3782,7 +1958,7 @@
         </w:trPr>
         <w:tc>
           <w:tcPr>
-            <w:tcW w:w="3120" w:type="dxa"/>
+            <w:tcW w:type="dxa" w:w="3120"/>
           </w:tcPr>
           <w:p>
             <w:r>
@@ -3792,7 +1968,7 @@
         </w:tc>
         <w:tc>
           <w:tcPr>
-            <w:tcW w:w="3120" w:type="dxa"/>
+            <w:tcW w:type="dxa" w:w="3120"/>
           </w:tcPr>
           <w:p>
             <w:r>
@@ -3802,7 +1978,7 @@
         </w:tc>
         <w:tc>
           <w:tcPr>
-            <w:tcW w:w="3120" w:type="dxa"/>
+            <w:tcW w:type="dxa" w:w="3120"/>
           </w:tcPr>
           <w:p>
             <w:r>
@@ -3817,7 +1993,7 @@
         </w:trPr>
         <w:tc>
           <w:tcPr>
-            <w:tcW w:w="3120" w:type="dxa"/>
+            <w:tcW w:type="dxa" w:w="3120"/>
           </w:tcPr>
           <w:p>
             <w:r>
@@ -3827,7 +2003,7 @@
         </w:tc>
         <w:tc>
           <w:tcPr>
-            <w:tcW w:w="3120" w:type="dxa"/>
+            <w:tcW w:type="dxa" w:w="3120"/>
           </w:tcPr>
           <w:p>
             <w:r>
@@ -3837,7 +2013,7 @@
         </w:tc>
         <w:tc>
           <w:tcPr>
-            <w:tcW w:w="3120" w:type="dxa"/>
+            <w:tcW w:type="dxa" w:w="3120"/>
           </w:tcPr>
           <w:p>
             <w:r>
@@ -3852,20 +2028,17 @@
         </w:trPr>
         <w:tc>
           <w:tcPr>
-            <w:tcW w:w="3120" w:type="dxa"/>
+            <w:tcW w:type="dxa" w:w="3120"/>
           </w:tcPr>
           <w:p>
             <w:r>
-              <w:t xml:space="preserve">Tag </w:t>
-            </w:r>
-            <w:r>
-              <w:t>exclusion</w:t>
+              <w:t>Tag exclusion</w:t>
             </w:r>
           </w:p>
         </w:tc>
         <w:tc>
           <w:tcPr>
-            <w:tcW w:w="3120" w:type="dxa"/>
+            <w:tcW w:type="dxa" w:w="3120"/>
           </w:tcPr>
           <w:p>
             <w:r>
@@ -3875,7 +2048,7 @@
         </w:tc>
         <w:tc>
           <w:tcPr>
-            <w:tcW w:w="3120" w:type="dxa"/>
+            <w:tcW w:type="dxa" w:w="3120"/>
           </w:tcPr>
           <w:p>
             <w:r>
@@ -3890,7 +2063,7 @@
         </w:trPr>
         <w:tc>
           <w:tcPr>
-            <w:tcW w:w="3120" w:type="dxa"/>
+            <w:tcW w:type="dxa" w:w="3120"/>
           </w:tcPr>
           <w:p>
             <w:r>
@@ -3900,7 +2073,7 @@
         </w:tc>
         <w:tc>
           <w:tcPr>
-            <w:tcW w:w="3120" w:type="dxa"/>
+            <w:tcW w:type="dxa" w:w="3120"/>
           </w:tcPr>
           <w:p>
             <w:r>
@@ -3910,7 +2083,7 @@
         </w:tc>
         <w:tc>
           <w:tcPr>
-            <w:tcW w:w="3120" w:type="dxa"/>
+            <w:tcW w:type="dxa" w:w="3120"/>
           </w:tcPr>
           <w:p>
             <w:r>
@@ -3950,11 +2123,9 @@
       <w:pPr>
         <w:pStyle w:val="Heading3"/>
       </w:pPr>
-      <w:bookmarkStart w:id="8" w:name="_Toc228190157"/>
       <w:r>
         <w:t>Monitored ASN</w:t>
       </w:r>
-      <w:bookmarkEnd w:id="8"/>
     </w:p>
     <w:p>
       <w:pPr>
@@ -3964,12 +2135,12 @@
     <w:tbl>
       <w:tblPr>
         <w:tblStyle w:val="TableGrid"/>
-        <w:tblW w:w="0" w:type="auto"/>
-        <w:tblLook w:val="04A0" w:firstRow="1" w:lastRow="0" w:firstColumn="1" w:lastColumn="0" w:noHBand="0" w:noVBand="1"/>
+        <w:tblW w:type="auto" w:w="0"/>
+        <w:tblLook w:firstColumn="1" w:firstRow="1" w:lastColumn="0" w:lastRow="0" w:noHBand="0" w:noVBand="1" w:val="04A0"/>
       </w:tblPr>
       <w:tblGrid>
-        <w:gridCol w:w="4675"/>
-        <w:gridCol w:w="4675"/>
+        <w:gridCol w:w="4680"/>
+        <w:gridCol w:w="4680"/>
       </w:tblGrid>
       <w:tr>
         <w:trPr>
@@ -3978,7 +2149,7 @@
         </w:trPr>
         <w:tc>
           <w:tcPr>
-            <w:tcW w:w="4680" w:type="dxa"/>
+            <w:tcW w:type="dxa" w:w="4680"/>
           </w:tcPr>
           <w:p>
             <w:r>
@@ -3988,7 +2159,7 @@
         </w:tc>
         <w:tc>
           <w:tcPr>
-            <w:tcW w:w="4680" w:type="dxa"/>
+            <w:tcW w:type="dxa" w:w="4680"/>
           </w:tcPr>
           <w:p>
             <w:r>
@@ -4003,7 +2174,7 @@
         </w:trPr>
         <w:tc>
           <w:tcPr>
-            <w:tcW w:w="4680" w:type="dxa"/>
+            <w:tcW w:type="dxa" w:w="4680"/>
           </w:tcPr>
           <w:p>
             <w:r>
@@ -4013,7 +2184,7 @@
         </w:tc>
         <w:tc>
           <w:tcPr>
-            <w:tcW w:w="4680" w:type="dxa"/>
+            <w:tcW w:type="dxa" w:w="4680"/>
           </w:tcPr>
           <w:p>
             <w:r>
@@ -4026,7 +2197,6 @@
     <w:p/>
     <w:p>
       <w:r>
-        <w:lastRenderedPageBreak/>
         <w:t xml:space="preserve">To add additional ASNs, update the </w:t>
       </w:r>
       <w:r>
@@ -4060,22 +2230,18 @@
       <w:pPr>
         <w:pStyle w:val="Heading2"/>
       </w:pPr>
-      <w:bookmarkStart w:id="9" w:name="_Toc228190158"/>
       <w:r>
         <w:t>6. Playbook Flow</w:t>
       </w:r>
-      <w:bookmarkEnd w:id="9"/>
     </w:p>
     <w:p/>
     <w:p>
       <w:pPr>
         <w:pStyle w:val="Heading3"/>
       </w:pPr>
-      <w:bookmarkStart w:id="10" w:name="_Toc228190159"/>
       <w:r>
         <w:t>6.1 Error Paths</w:t>
       </w:r>
-      <w:bookmarkEnd w:id="10"/>
     </w:p>
     <w:p>
       <w:pPr>
@@ -4085,12 +2251,12 @@
     <w:tbl>
       <w:tblPr>
         <w:tblStyle w:val="TableGrid"/>
-        <w:tblW w:w="0" w:type="auto"/>
-        <w:tblLook w:val="04A0" w:firstRow="1" w:lastRow="0" w:firstColumn="1" w:lastColumn="0" w:noHBand="0" w:noVBand="1"/>
+        <w:tblW w:type="auto" w:w="0"/>
+        <w:tblLook w:firstColumn="1" w:firstRow="1" w:lastColumn="0" w:lastRow="0" w:noHBand="0" w:noVBand="1" w:val="04A0"/>
       </w:tblPr>
       <w:tblGrid>
-        <w:gridCol w:w="4674"/>
-        <w:gridCol w:w="4676"/>
+        <w:gridCol w:w="4680"/>
+        <w:gridCol w:w="4680"/>
       </w:tblGrid>
       <w:tr>
         <w:trPr>
@@ -4099,7 +2265,7 @@
         </w:trPr>
         <w:tc>
           <w:tcPr>
-            <w:tcW w:w="4680" w:type="dxa"/>
+            <w:tcW w:type="dxa" w:w="4680"/>
           </w:tcPr>
           <w:p>
             <w:r>
@@ -4109,7 +2275,7 @@
         </w:tc>
         <w:tc>
           <w:tcPr>
-            <w:tcW w:w="4680" w:type="dxa"/>
+            <w:tcW w:type="dxa" w:w="4680"/>
           </w:tcPr>
           <w:p>
             <w:r>
@@ -4124,7 +2290,7 @@
         </w:trPr>
         <w:tc>
           <w:tcPr>
-            <w:tcW w:w="4680" w:type="dxa"/>
+            <w:tcW w:type="dxa" w:w="4680"/>
           </w:tcPr>
           <w:p>
             <w:r>
@@ -4134,7 +2300,7 @@
         </w:tc>
         <w:tc>
           <w:tcPr>
-            <w:tcW w:w="4680" w:type="dxa"/>
+            <w:tcW w:type="dxa" w:w="4680"/>
           </w:tcPr>
           <w:p>
             <w:r>
@@ -4149,7 +2315,7 @@
         </w:trPr>
         <w:tc>
           <w:tcPr>
-            <w:tcW w:w="4680" w:type="dxa"/>
+            <w:tcW w:type="dxa" w:w="4680"/>
           </w:tcPr>
           <w:p>
             <w:r>
@@ -4159,7 +2325,7 @@
         </w:tc>
         <w:tc>
           <w:tcPr>
-            <w:tcW w:w="4680" w:type="dxa"/>
+            <w:tcW w:type="dxa" w:w="4680"/>
           </w:tcPr>
           <w:p>
             <w:r>
@@ -4174,20 +2340,17 @@
         </w:trPr>
         <w:tc>
           <w:tcPr>
-            <w:tcW w:w="4680" w:type="dxa"/>
+            <w:tcW w:type="dxa" w:w="4680"/>
           </w:tcPr>
           <w:p>
             <w:r>
-              <w:t xml:space="preserve">**Set HTOC </w:t>
-            </w:r>
-            <w:r>
-              <w:t>Scanner Identifier (tag add) fails**</w:t>
+              <w:t>**Set HTOC Scanner Identifier (tag add) fails**</w:t>
             </w:r>
           </w:p>
         </w:tc>
         <w:tc>
           <w:tcPr>
-            <w:tcW w:w="4680" w:type="dxa"/>
+            <w:tcW w:type="dxa" w:w="4680"/>
           </w:tcPr>
           <w:p>
             <w:r>
@@ -4208,25 +2371,21 @@
       <w:pPr>
         <w:pStyle w:val="Heading2"/>
       </w:pPr>
-      <w:bookmarkStart w:id="11" w:name="_Toc228190160"/>
       <w:r>
         <w:t>7. Step Details</w:t>
       </w:r>
-      <w:bookmarkEnd w:id="11"/>
     </w:p>
     <w:p/>
     <w:p>
       <w:pPr>
         <w:pStyle w:val="Heading3"/>
       </w:pPr>
-      <w:bookmarkStart w:id="12" w:name="_Toc228190161"/>
-      <w:r>
-        <w:lastRenderedPageBreak/>
+      <w:r>
         <w:t>Step 1 — ThreatConnect Get Indicators</w:t>
       </w:r>
-      <w:bookmarkEnd w:id="12"/>
-    </w:p>
-    <w:p>
+    </w:p>
+    <w:p>
+      <w:pPr/>
       <w:r>
         <w:rPr>
           <w:b/>
@@ -4238,6 +2397,7 @@
       </w:r>
     </w:p>
     <w:p>
+      <w:pPr/>
       <w:r>
         <w:rPr>
           <w:b/>
@@ -4249,6 +2409,7 @@
       </w:r>
     </w:p>
     <w:p>
+      <w:pPr/>
       <w:r>
         <w:rPr>
           <w:b/>
@@ -4280,6 +2441,7 @@
       </w:r>
     </w:p>
     <w:p>
+      <w:pPr/>
       <w:r>
         <w:rPr>
           <w:b/>
@@ -4291,6 +2453,7 @@
       </w:r>
     </w:p>
     <w:p>
+      <w:pPr/>
       <w:r>
         <w:rPr>
           <w:b/>
@@ -4306,13 +2469,12 @@
       <w:pPr>
         <w:pStyle w:val="Heading3"/>
       </w:pPr>
-      <w:bookmarkStart w:id="13" w:name="_Toc228190162"/>
       <w:r>
         <w:t>Step 2 — Iterator</w:t>
       </w:r>
-      <w:bookmarkEnd w:id="13"/>
-    </w:p>
-    <w:p>
+    </w:p>
+    <w:p>
+      <w:pPr/>
       <w:r>
         <w:rPr>
           <w:b/>
@@ -4324,6 +2486,7 @@
       </w:r>
     </w:p>
     <w:p>
+      <w:pPr/>
       <w:r>
         <w:rPr>
           <w:b/>
@@ -4345,6 +2508,7 @@
       </w:r>
     </w:p>
     <w:p>
+      <w:pPr/>
       <w:r>
         <w:rPr>
           <w:b/>
@@ -4366,6 +2530,7 @@
       </w:r>
     </w:p>
     <w:p>
+      <w:pPr/>
       <w:r>
         <w:rPr>
           <w:b/>
@@ -4381,13 +2546,12 @@
       <w:pPr>
         <w:pStyle w:val="Heading3"/>
       </w:pPr>
-      <w:bookmarkStart w:id="14" w:name="_Toc228190163"/>
       <w:r>
         <w:t>Step 3 — ThreatConnect Tags (Get)</w:t>
       </w:r>
-      <w:bookmarkEnd w:id="14"/>
-    </w:p>
-    <w:p>
+    </w:p>
+    <w:p>
+      <w:pPr/>
       <w:r>
         <w:rPr>
           <w:b/>
@@ -4399,6 +2563,7 @@
       </w:r>
     </w:p>
     <w:p>
+      <w:pPr/>
       <w:r>
         <w:rPr>
           <w:b/>
@@ -4410,6 +2575,7 @@
       </w:r>
     </w:p>
     <w:p>
+      <w:pPr/>
       <w:r>
         <w:rPr>
           <w:b/>
@@ -4431,6 +2597,7 @@
       </w:r>
     </w:p>
     <w:p>
+      <w:pPr/>
       <w:r>
         <w:rPr>
           <w:b/>
@@ -4446,13 +2613,12 @@
       <w:pPr>
         <w:pStyle w:val="Heading3"/>
       </w:pPr>
-      <w:bookmarkStart w:id="15" w:name="_Toc228190164"/>
       <w:r>
         <w:t>Step 4 — ThreatConnect Set HTOC Scanner Identifier</w:t>
       </w:r>
-      <w:bookmarkEnd w:id="15"/>
-    </w:p>
-    <w:p>
+    </w:p>
+    <w:p>
+      <w:pPr/>
       <w:r>
         <w:rPr>
           <w:b/>
@@ -4464,6 +2630,7 @@
       </w:r>
     </w:p>
     <w:p>
+      <w:pPr/>
       <w:r>
         <w:rPr>
           <w:b/>
@@ -4475,6 +2642,7 @@
       </w:r>
     </w:p>
     <w:p>
+      <w:pPr/>
       <w:r>
         <w:rPr>
           <w:b/>
@@ -4493,6 +2661,7 @@
       </w:r>
     </w:p>
     <w:p>
+      <w:pPr/>
       <w:r>
         <w:rPr>
           <w:b/>
@@ -4504,6 +2673,7 @@
       </w:r>
     </w:p>
     <w:p>
+      <w:pPr/>
       <w:r>
         <w:rPr>
           <w:b/>
@@ -4522,6 +2692,7 @@
       </w:r>
     </w:p>
     <w:p>
+      <w:pPr/>
       <w:r>
         <w:rPr>
           <w:b/>
@@ -4533,6 +2704,7 @@
       </w:r>
     </w:p>
     <w:p>
+      <w:pPr/>
       <w:r>
         <w:rPr>
           <w:b/>
@@ -4548,13 +2720,12 @@
       <w:pPr>
         <w:pStyle w:val="Heading3"/>
       </w:pPr>
-      <w:bookmarkStart w:id="16" w:name="_Toc228190165"/>
       <w:r>
         <w:t>Step 5 — JMESPath</w:t>
       </w:r>
-      <w:bookmarkEnd w:id="16"/>
-    </w:p>
-    <w:p>
+    </w:p>
+    <w:p>
+      <w:pPr/>
       <w:r>
         <w:rPr>
           <w:b/>
@@ -4566,6 +2737,7 @@
       </w:r>
     </w:p>
     <w:p>
+      <w:pPr/>
       <w:r>
         <w:rPr>
           <w:b/>
@@ -4587,6 +2759,7 @@
       </w:r>
     </w:p>
     <w:p>
+      <w:pPr/>
       <w:r>
         <w:rPr>
           <w:b/>
@@ -4595,6 +2768,7 @@
       </w:r>
     </w:p>
     <w:p>
+      <w:pPr/>
       <w:r>
         <w:rPr>
           <w:rFonts w:ascii="Consolas" w:hAnsi="Consolas"/>
@@ -4617,6 +2791,7 @@
       </w:r>
     </w:p>
     <w:p>
+      <w:pPr/>
       <w:r>
         <w:rPr>
           <w:rFonts w:ascii="Consolas" w:hAnsi="Consolas"/>
@@ -4639,6 +2814,7 @@
       </w:r>
     </w:p>
     <w:p>
+      <w:pPr/>
       <w:r>
         <w:rPr>
           <w:b/>
@@ -4654,13 +2830,12 @@
       <w:pPr>
         <w:pStyle w:val="Heading3"/>
       </w:pPr>
-      <w:bookmarkStart w:id="17" w:name="_Toc228190166"/>
       <w:r>
         <w:t>Step 6 — DataStore (POST)</w:t>
       </w:r>
-      <w:bookmarkEnd w:id="17"/>
-    </w:p>
-    <w:p>
+    </w:p>
+    <w:p>
+      <w:pPr/>
       <w:r>
         <w:rPr>
           <w:b/>
@@ -4672,6 +2847,7 @@
       </w:r>
     </w:p>
     <w:p>
+      <w:pPr/>
       <w:r>
         <w:rPr>
           <w:b/>
@@ -4683,6 +2859,7 @@
       </w:r>
     </w:p>
     <w:p>
+      <w:pPr/>
       <w:r>
         <w:rPr>
           <w:b/>
@@ -4694,6 +2871,7 @@
       </w:r>
     </w:p>
     <w:p>
+      <w:pPr/>
       <w:r>
         <w:rPr>
           <w:b/>
@@ -4705,6 +2883,7 @@
       </w:r>
     </w:p>
     <w:p>
+      <w:pPr/>
       <w:r>
         <w:rPr>
           <w:b/>
@@ -4726,6 +2905,7 @@
       </w:r>
     </w:p>
     <w:p>
+      <w:pPr/>
       <w:r>
         <w:rPr>
           <w:b/>
@@ -4744,6 +2924,7 @@
       </w:r>
     </w:p>
     <w:p>
+      <w:pPr/>
       <w:r>
         <w:rPr>
           <w:b/>
@@ -4759,13 +2940,12 @@
       <w:pPr>
         <w:pStyle w:val="Heading3"/>
       </w:pPr>
-      <w:bookmarkStart w:id="18" w:name="_Toc228190167"/>
       <w:r>
         <w:t>Step 7 — Complete Success Logger</w:t>
       </w:r>
-      <w:bookmarkEnd w:id="18"/>
-    </w:p>
-    <w:p>
+    </w:p>
+    <w:p>
+      <w:pPr/>
       <w:r>
         <w:rPr>
           <w:b/>
@@ -4777,6 +2957,7 @@
       </w:r>
     </w:p>
     <w:p>
+      <w:pPr/>
       <w:r>
         <w:rPr>
           <w:b/>
@@ -4788,6 +2969,7 @@
       </w:r>
     </w:p>
     <w:p>
+      <w:pPr/>
       <w:r>
         <w:rPr>
           <w:b/>
@@ -4803,13 +2985,12 @@
       <w:pPr>
         <w:pStyle w:val="Heading3"/>
       </w:pPr>
-      <w:bookmarkStart w:id="19" w:name="_Toc228190168"/>
       <w:r>
         <w:t>Step 8 — Logger (Loop End)</w:t>
       </w:r>
-      <w:bookmarkEnd w:id="19"/>
-    </w:p>
-    <w:p>
+    </w:p>
+    <w:p>
+      <w:pPr/>
       <w:r>
         <w:rPr>
           <w:b/>
@@ -4821,6 +3002,7 @@
       </w:r>
     </w:p>
     <w:p>
+      <w:pPr/>
       <w:r>
         <w:rPr>
           <w:b/>
@@ -4832,6 +3014,7 @@
       </w:r>
     </w:p>
     <w:p>
+      <w:pPr/>
       <w:r>
         <w:rPr>
           <w:b/>
@@ -4843,11 +3026,11 @@
       </w:r>
     </w:p>
     <w:p>
+      <w:pPr/>
       <w:r>
         <w:rPr>
           <w:b/>
         </w:rPr>
-        <w:lastRenderedPageBreak/>
         <w:t>Behavior:</w:t>
       </w:r>
       <w:r>
@@ -4859,13 +3042,12 @@
       <w:pPr>
         <w:pStyle w:val="Heading3"/>
       </w:pPr>
-      <w:bookmarkStart w:id="20" w:name="_Toc228190169"/>
       <w:r>
         <w:t>Step 1a — Indicator List Summary Logger</w:t>
       </w:r>
-      <w:bookmarkEnd w:id="20"/>
-    </w:p>
-    <w:p>
+    </w:p>
+    <w:p>
+      <w:pPr/>
       <w:r>
         <w:rPr>
           <w:b/>
@@ -4877,6 +3059,7 @@
       </w:r>
     </w:p>
     <w:p>
+      <w:pPr/>
       <w:r>
         <w:rPr>
           <w:b/>
@@ -4888,6 +3071,7 @@
       </w:r>
     </w:p>
     <w:p>
+      <w:pPr/>
       <w:r>
         <w:rPr>
           <w:b/>
@@ -4909,6 +3093,7 @@
       </w:r>
     </w:p>
     <w:p>
+      <w:pPr/>
       <w:r>
         <w:rPr>
           <w:b/>
@@ -4924,13 +3109,12 @@
       <w:pPr>
         <w:pStyle w:val="Heading3"/>
       </w:pPr>
-      <w:bookmarkStart w:id="21" w:name="_Toc228190170"/>
       <w:r>
         <w:t>Step 9 — Success Logger</w:t>
       </w:r>
-      <w:bookmarkEnd w:id="21"/>
-    </w:p>
-    <w:p>
+    </w:p>
+    <w:p>
+      <w:pPr/>
       <w:r>
         <w:rPr>
           <w:b/>
@@ -4942,6 +3126,7 @@
       </w:r>
     </w:p>
     <w:p>
+      <w:pPr/>
       <w:r>
         <w:rPr>
           <w:b/>
@@ -4953,6 +3138,7 @@
       </w:r>
     </w:p>
     <w:p>
+      <w:pPr/>
       <w:r>
         <w:rPr>
           <w:b/>
@@ -4964,6 +3150,7 @@
       </w:r>
     </w:p>
     <w:p>
+      <w:pPr/>
       <w:r>
         <w:rPr>
           <w:b/>
@@ -4995,11 +3182,9 @@
       <w:pPr>
         <w:pStyle w:val="Heading2"/>
       </w:pPr>
-      <w:bookmarkStart w:id="22" w:name="_Toc228190171"/>
       <w:r>
         <w:t>8. Email Alerts</w:t>
       </w:r>
-      <w:bookmarkEnd w:id="22"/>
     </w:p>
     <w:p/>
     <w:p>
@@ -5013,10 +3198,7 @@
         <w:t>`jaytlin.askew@hhs.gov`</w:t>
       </w:r>
       <w:r>
-        <w:t xml:space="preserve">. Update this address in all three Send Email steps if the </w:t>
-      </w:r>
-      <w:r>
-        <w:t>playbook owner changes.</w:t>
+        <w:t>. Update this address in all three Send Email steps if the playbook owner changes.</w:t>
       </w:r>
     </w:p>
     <w:p>
@@ -5027,14 +3209,14 @@
     <w:tbl>
       <w:tblPr>
         <w:tblStyle w:val="TableGrid"/>
-        <w:tblW w:w="0" w:type="auto"/>
-        <w:tblLook w:val="04A0" w:firstRow="1" w:lastRow="0" w:firstColumn="1" w:lastColumn="0" w:noHBand="0" w:noVBand="1"/>
+        <w:tblW w:type="auto" w:w="0"/>
+        <w:tblLook w:firstColumn="1" w:firstRow="1" w:lastColumn="0" w:lastRow="0" w:noHBand="0" w:noVBand="1" w:val="04A0"/>
       </w:tblPr>
       <w:tblGrid>
-        <w:gridCol w:w="2338"/>
-        <w:gridCol w:w="2337"/>
-        <w:gridCol w:w="2338"/>
-        <w:gridCol w:w="2337"/>
+        <w:gridCol w:w="2340"/>
+        <w:gridCol w:w="2340"/>
+        <w:gridCol w:w="2340"/>
+        <w:gridCol w:w="2340"/>
       </w:tblGrid>
       <w:tr>
         <w:trPr>
@@ -5043,7 +3225,7 @@
         </w:trPr>
         <w:tc>
           <w:tcPr>
-            <w:tcW w:w="2340" w:type="dxa"/>
+            <w:tcW w:type="dxa" w:w="2340"/>
           </w:tcPr>
           <w:p>
             <w:r>
@@ -5053,7 +3235,7 @@
         </w:tc>
         <w:tc>
           <w:tcPr>
-            <w:tcW w:w="2340" w:type="dxa"/>
+            <w:tcW w:type="dxa" w:w="2340"/>
           </w:tcPr>
           <w:p>
             <w:r>
@@ -5063,7 +3245,7 @@
         </w:tc>
         <w:tc>
           <w:tcPr>
-            <w:tcW w:w="2340" w:type="dxa"/>
+            <w:tcW w:type="dxa" w:w="2340"/>
           </w:tcPr>
           <w:p>
             <w:r>
@@ -5073,7 +3255,7 @@
         </w:tc>
         <w:tc>
           <w:tcPr>
-            <w:tcW w:w="2340" w:type="dxa"/>
+            <w:tcW w:type="dxa" w:w="2340"/>
           </w:tcPr>
           <w:p>
             <w:r>
@@ -5088,7 +3270,7 @@
         </w:trPr>
         <w:tc>
           <w:tcPr>
-            <w:tcW w:w="2340" w:type="dxa"/>
+            <w:tcW w:type="dxa" w:w="2340"/>
           </w:tcPr>
           <w:p>
             <w:r>
@@ -5098,7 +3280,7 @@
         </w:tc>
         <w:tc>
           <w:tcPr>
-            <w:tcW w:w="2340" w:type="dxa"/>
+            <w:tcW w:type="dxa" w:w="2340"/>
           </w:tcPr>
           <w:p>
             <w:r>
@@ -5108,7 +3290,7 @@
         </w:tc>
         <w:tc>
           <w:tcPr>
-            <w:tcW w:w="2340" w:type="dxa"/>
+            <w:tcW w:type="dxa" w:w="2340"/>
           </w:tcPr>
           <w:p>
             <w:r>
@@ -5118,7 +3300,7 @@
         </w:tc>
         <w:tc>
           <w:tcPr>
-            <w:tcW w:w="2340" w:type="dxa"/>
+            <w:tcW w:type="dxa" w:w="2340"/>
           </w:tcPr>
           <w:p>
             <w:r>
@@ -5133,18 +3315,17 @@
         </w:trPr>
         <w:tc>
           <w:tcPr>
-            <w:tcW w:w="2340" w:type="dxa"/>
+            <w:tcW w:type="dxa" w:w="2340"/>
           </w:tcPr>
           <w:p>
             <w:r>
-              <w:lastRenderedPageBreak/>
               <w:t>Iterator / no results</w:t>
             </w:r>
           </w:p>
         </w:tc>
         <w:tc>
           <w:tcPr>
-            <w:tcW w:w="2340" w:type="dxa"/>
+            <w:tcW w:type="dxa" w:w="2340"/>
           </w:tcPr>
           <w:p>
             <w:r>
@@ -5154,20 +3335,17 @@
         </w:tc>
         <w:tc>
           <w:tcPr>
-            <w:tcW w:w="2340" w:type="dxa"/>
+            <w:tcW w:type="dxa" w:w="2340"/>
           </w:tcPr>
           <w:p>
             <w:r>
-              <w:t xml:space="preserve">Static: "Get CDN Scanning </w:t>
-            </w:r>
-            <w:r>
-              <w:t>Indicators by ASN Failed."</w:t>
+              <w:t>Static: "Get CDN Scanning Indicators by ASN Failed."</w:t>
             </w:r>
           </w:p>
         </w:tc>
         <w:tc>
           <w:tcPr>
-            <w:tcW w:w="2340" w:type="dxa"/>
+            <w:tcW w:type="dxa" w:w="2340"/>
           </w:tcPr>
           <w:p>
             <w:r>
@@ -5182,7 +3360,7 @@
         </w:trPr>
         <w:tc>
           <w:tcPr>
-            <w:tcW w:w="2340" w:type="dxa"/>
+            <w:tcW w:type="dxa" w:w="2340"/>
           </w:tcPr>
           <w:p>
             <w:r>
@@ -5192,7 +3370,7 @@
         </w:tc>
         <w:tc>
           <w:tcPr>
-            <w:tcW w:w="2340" w:type="dxa"/>
+            <w:tcW w:type="dxa" w:w="2340"/>
           </w:tcPr>
           <w:p>
             <w:r>
@@ -5202,7 +3380,7 @@
         </w:tc>
         <w:tc>
           <w:tcPr>
-            <w:tcW w:w="2340" w:type="dxa"/>
+            <w:tcW w:type="dxa" w:w="2340"/>
           </w:tcPr>
           <w:p>
             <w:r>
@@ -5212,7 +3390,7 @@
         </w:tc>
         <w:tc>
           <w:tcPr>
-            <w:tcW w:w="2340" w:type="dxa"/>
+            <w:tcW w:type="dxa" w:w="2340"/>
           </w:tcPr>
           <w:p>
             <w:r>
@@ -5224,6 +3402,7 @@
     </w:tbl>
     <w:p/>
     <w:p>
+      <w:pPr/>
       <w:r>
         <w:rPr>
           <w:b/>
@@ -5235,6 +3414,7 @@
       </w:r>
     </w:p>
     <w:p>
+      <w:pPr/>
       <w:r>
         <w:rPr>
           <w:b/>
@@ -5246,6 +3426,7 @@
       </w:r>
     </w:p>
     <w:p>
+      <w:pPr/>
       <w:r>
         <w:rPr>
           <w:b/>
@@ -5257,6 +3438,7 @@
       </w:r>
     </w:p>
     <w:p>
+      <w:pPr/>
       <w:r>
         <w:rPr>
           <w:b/>
@@ -5278,30 +3460,28 @@
       <w:pPr>
         <w:pStyle w:val="Heading2"/>
       </w:pPr>
-      <w:bookmarkStart w:id="23" w:name="_Toc228190172"/>
       <w:r>
         <w:t>9. Modifying the Playbook</w:t>
       </w:r>
-      <w:bookmarkEnd w:id="23"/>
     </w:p>
     <w:p/>
     <w:p>
       <w:pPr>
         <w:pStyle w:val="Heading3"/>
       </w:pPr>
-      <w:bookmarkStart w:id="24" w:name="_Toc228190173"/>
       <w:r>
         <w:t>Adding or Removing Monitored ASNs</w:t>
       </w:r>
-      <w:bookmarkEnd w:id="24"/>
     </w:p>
     <w:p/>
     <w:p>
+      <w:pPr/>
       <w:r>
         <w:t>Open the playbook in the ThreatConnect editor.</w:t>
       </w:r>
     </w:p>
     <w:p>
+      <w:pPr/>
       <w:r>
         <w:t xml:space="preserve">Click on the </w:t>
       </w:r>
@@ -5316,6 +3496,7 @@
       </w:r>
     </w:p>
     <w:p>
+      <w:pPr/>
       <w:r>
         <w:t xml:space="preserve">Update the </w:t>
       </w:r>
@@ -5331,6 +3512,7 @@
       </w:r>
     </w:p>
     <w:p>
+      <w:pPr/>
       <w:r>
         <w:t>Save and re-activate the playbook.</w:t>
       </w:r>
@@ -5340,16 +3522,13 @@
       <w:pPr>
         <w:pStyle w:val="Heading3"/>
       </w:pPr>
-      <w:bookmarkStart w:id="25" w:name="_Toc228190174"/>
       <w:r>
         <w:t>Changing the Max Results per Run</w:t>
       </w:r>
-      <w:bookmarkEnd w:id="25"/>
     </w:p>
     <w:p/>
     <w:p>
       <w:r>
-        <w:lastRenderedPageBreak/>
         <w:t xml:space="preserve">The </w:t>
       </w:r>
       <w:r>
@@ -5378,10 +3557,7 @@
         <w:t>5</w:t>
       </w:r>
       <w:r>
-        <w:t xml:space="preserve">. Increase this value to </w:t>
-      </w:r>
-      <w:r>
-        <w:t>process more indicators per execution. Be aware that higher values increase execution time and the risk of hitting the 5-minute WebHook timeout.</w:t>
+        <w:t>. Increase this value to process more indicators per execution. Be aware that higher values increase execution time and the risk of hitting the 5-minute WebHook timeout.</w:t>
       </w:r>
     </w:p>
     <w:p/>
@@ -5389,11 +3565,9 @@
       <w:pPr>
         <w:pStyle w:val="Heading3"/>
       </w:pPr>
-      <w:bookmarkStart w:id="26" w:name="_Toc228190175"/>
       <w:r>
         <w:t>Changing the Scanner Tag Name</w:t>
       </w:r>
-      <w:bookmarkEnd w:id="26"/>
     </w:p>
     <w:p/>
     <w:p>
@@ -5413,6 +3587,7 @@
     </w:p>
     <w:p/>
     <w:p>
+      <w:pPr/>
       <w:r>
         <w:t xml:space="preserve">Update the </w:t>
       </w:r>
@@ -5437,6 +3612,7 @@
       </w:r>
     </w:p>
     <w:p>
+      <w:pPr/>
       <w:r>
         <w:t xml:space="preserve">Update the </w:t>
       </w:r>
@@ -5452,6 +3628,7 @@
       </w:r>
     </w:p>
     <w:p>
+      <w:pPr/>
       <w:r>
         <w:t>Bulk-update existing tagged indicators in ThreatConnect before reactivating to avoid reprocessing.</w:t>
       </w:r>
@@ -5476,11 +3653,9 @@
       <w:pPr>
         <w:pStyle w:val="Heading3"/>
       </w:pPr>
-      <w:bookmarkStart w:id="27" w:name="_Toc228190176"/>
       <w:r>
         <w:t>Updating the Notification Email</w:t>
       </w:r>
-      <w:bookmarkEnd w:id="27"/>
     </w:p>
     <w:p/>
     <w:p>
@@ -5512,14 +3687,13 @@
       <w:pPr>
         <w:pStyle w:val="Heading3"/>
       </w:pPr>
-      <w:bookmarkStart w:id="28" w:name="_Toc228190177"/>
       <w:r>
         <w:t>Managing Triggers</w:t>
       </w:r>
-      <w:bookmarkEnd w:id="28"/>
     </w:p>
     <w:p/>
     <w:p>
+      <w:pPr/>
       <w:r>
         <w:rPr>
           <w:b/>
@@ -5531,6 +3705,7 @@
       </w:r>
     </w:p>
     <w:p>
+      <w:pPr/>
       <w:r>
         <w:rPr>
           <w:b/>
@@ -5542,6 +3717,7 @@
       </w:r>
     </w:p>
     <w:p>
+      <w:pPr/>
       <w:r>
         <w:rPr>
           <w:b/>
@@ -5555,7 +3731,6 @@
     <w:p/>
     <w:p>
       <w:r>
-        <w:lastRenderedPageBreak/>
         <w:t>To toggle a trigger, open the playbook editor, click the trigger, and toggle the Active switch.</w:t>
       </w:r>
     </w:p>
@@ -5570,11 +3745,9 @@
       <w:pPr>
         <w:pStyle w:val="Heading2"/>
       </w:pPr>
-      <w:bookmarkStart w:id="29" w:name="_Toc228190178"/>
       <w:r>
         <w:t>10. Troubleshooting</w:t>
       </w:r>
-      <w:bookmarkEnd w:id="29"/>
     </w:p>
     <w:p>
       <w:pPr>
@@ -5584,13 +3757,13 @@
     <w:tbl>
       <w:tblPr>
         <w:tblStyle w:val="TableGrid"/>
-        <w:tblW w:w="0" w:type="auto"/>
-        <w:tblLook w:val="04A0" w:firstRow="1" w:lastRow="0" w:firstColumn="1" w:lastColumn="0" w:noHBand="0" w:noVBand="1"/>
+        <w:tblW w:type="auto" w:w="0"/>
+        <w:tblLook w:firstColumn="1" w:firstRow="1" w:lastColumn="0" w:lastRow="0" w:noHBand="0" w:noVBand="1" w:val="04A0"/>
       </w:tblPr>
       <w:tblGrid>
-        <w:gridCol w:w="3116"/>
-        <w:gridCol w:w="3118"/>
-        <w:gridCol w:w="3116"/>
+        <w:gridCol w:w="3120"/>
+        <w:gridCol w:w="3120"/>
+        <w:gridCol w:w="3120"/>
       </w:tblGrid>
       <w:tr>
         <w:trPr>
@@ -5599,7 +3772,7 @@
         </w:trPr>
         <w:tc>
           <w:tcPr>
-            <w:tcW w:w="3120" w:type="dxa"/>
+            <w:tcW w:type="dxa" w:w="3120"/>
           </w:tcPr>
           <w:p>
             <w:r>
@@ -5609,7 +3782,7 @@
         </w:tc>
         <w:tc>
           <w:tcPr>
-            <w:tcW w:w="3120" w:type="dxa"/>
+            <w:tcW w:type="dxa" w:w="3120"/>
           </w:tcPr>
           <w:p>
             <w:r>
@@ -5619,7 +3792,7 @@
         </w:tc>
         <w:tc>
           <w:tcPr>
-            <w:tcW w:w="3120" w:type="dxa"/>
+            <w:tcW w:type="dxa" w:w="3120"/>
           </w:tcPr>
           <w:p>
             <w:r>
@@ -5634,7 +3807,7 @@
         </w:trPr>
         <w:tc>
           <w:tcPr>
-            <w:tcW w:w="3120" w:type="dxa"/>
+            <w:tcW w:type="dxa" w:w="3120"/>
           </w:tcPr>
           <w:p>
             <w:r>
@@ -5644,7 +3817,7 @@
         </w:tc>
         <w:tc>
           <w:tcPr>
-            <w:tcW w:w="3120" w:type="dxa"/>
+            <w:tcW w:type="dxa" w:w="3120"/>
           </w:tcPr>
           <w:p>
             <w:r>
@@ -5654,7 +3827,7 @@
         </w:tc>
         <w:tc>
           <w:tcPr>
-            <w:tcW w:w="3120" w:type="dxa"/>
+            <w:tcW w:type="dxa" w:w="3120"/>
           </w:tcPr>
           <w:p>
             <w:r>
@@ -5669,7 +3842,7 @@
         </w:trPr>
         <w:tc>
           <w:tcPr>
-            <w:tcW w:w="3120" w:type="dxa"/>
+            <w:tcW w:type="dxa" w:w="3120"/>
           </w:tcPr>
           <w:p>
             <w:r>
@@ -5679,7 +3852,7 @@
         </w:tc>
         <w:tc>
           <w:tcPr>
-            <w:tcW w:w="3120" w:type="dxa"/>
+            <w:tcW w:type="dxa" w:w="3120"/>
           </w:tcPr>
           <w:p>
             <w:r>
@@ -5689,7 +3862,7 @@
         </w:tc>
         <w:tc>
           <w:tcPr>
-            <w:tcW w:w="3120" w:type="dxa"/>
+            <w:tcW w:type="dxa" w:w="3120"/>
           </w:tcPr>
           <w:p>
             <w:r>
@@ -5704,7 +3877,7 @@
         </w:trPr>
         <w:tc>
           <w:tcPr>
-            <w:tcW w:w="3120" w:type="dxa"/>
+            <w:tcW w:type="dxa" w:w="3120"/>
           </w:tcPr>
           <w:p>
             <w:r>
@@ -5714,7 +3887,7 @@
         </w:tc>
         <w:tc>
           <w:tcPr>
-            <w:tcW w:w="3120" w:type="dxa"/>
+            <w:tcW w:type="dxa" w:w="3120"/>
           </w:tcPr>
           <w:p>
             <w:r>
@@ -5724,7 +3897,7 @@
         </w:tc>
         <w:tc>
           <w:tcPr>
-            <w:tcW w:w="3120" w:type="dxa"/>
+            <w:tcW w:type="dxa" w:w="3120"/>
           </w:tcPr>
           <w:p>
             <w:r>
@@ -5739,7 +3912,7 @@
         </w:trPr>
         <w:tc>
           <w:tcPr>
-            <w:tcW w:w="3120" w:type="dxa"/>
+            <w:tcW w:type="dxa" w:w="3120"/>
           </w:tcPr>
           <w:p>
             <w:r>
@@ -5749,7 +3922,7 @@
         </w:tc>
         <w:tc>
           <w:tcPr>
-            <w:tcW w:w="3120" w:type="dxa"/>
+            <w:tcW w:type="dxa" w:w="3120"/>
           </w:tcPr>
           <w:p>
             <w:r>
@@ -5759,7 +3932,7 @@
         </w:tc>
         <w:tc>
           <w:tcPr>
-            <w:tcW w:w="3120" w:type="dxa"/>
+            <w:tcW w:type="dxa" w:w="3120"/>
           </w:tcPr>
           <w:p>
             <w:r>
@@ -5774,7 +3947,7 @@
         </w:trPr>
         <w:tc>
           <w:tcPr>
-            <w:tcW w:w="3120" w:type="dxa"/>
+            <w:tcW w:type="dxa" w:w="3120"/>
           </w:tcPr>
           <w:p>
             <w:r>
@@ -5784,7 +3957,7 @@
         </w:tc>
         <w:tc>
           <w:tcPr>
-            <w:tcW w:w="3120" w:type="dxa"/>
+            <w:tcW w:type="dxa" w:w="3120"/>
           </w:tcPr>
           <w:p>
             <w:r>
@@ -5794,14 +3967,11 @@
         </w:tc>
         <w:tc>
           <w:tcPr>
-            <w:tcW w:w="3120" w:type="dxa"/>
+            <w:tcW w:type="dxa" w:w="3120"/>
           </w:tcPr>
           <w:p>
             <w:r>
-              <w:t xml:space="preserve">Verify WebHook Trigger is active in the playbook editor; confirm the </w:t>
-            </w:r>
-            <w:r>
-              <w:t>calling system has the correct webhook URL</w:t>
+              <w:t>Verify WebHook Trigger is active in the playbook editor; confirm the calling system has the correct webhook URL</w:t>
             </w:r>
           </w:p>
         </w:tc>
@@ -5812,18 +3982,17 @@
         </w:trPr>
         <w:tc>
           <w:tcPr>
-            <w:tcW w:w="3120" w:type="dxa"/>
+            <w:tcW w:type="dxa" w:w="3120"/>
           </w:tcPr>
           <w:p>
             <w:r>
-              <w:lastRenderedPageBreak/>
               <w:t>DataStore POST errors</w:t>
             </w:r>
           </w:p>
         </w:tc>
         <w:tc>
           <w:tcPr>
-            <w:tcW w:w="3120" w:type="dxa"/>
+            <w:tcW w:type="dxa" w:w="3120"/>
           </w:tcPr>
           <w:p>
             <w:r>
@@ -5833,7 +4002,7 @@
         </w:tc>
         <w:tc>
           <w:tcPr>
-            <w:tcW w:w="3120" w:type="dxa"/>
+            <w:tcW w:type="dxa" w:w="3120"/>
           </w:tcPr>
           <w:p>
             <w:r>
@@ -5848,7 +4017,7 @@
         </w:trPr>
         <w:tc>
           <w:tcPr>
-            <w:tcW w:w="3120" w:type="dxa"/>
+            <w:tcW w:type="dxa" w:w="3120"/>
           </w:tcPr>
           <w:p>
             <w:r>
@@ -5858,7 +4027,7 @@
         </w:tc>
         <w:tc>
           <w:tcPr>
-            <w:tcW w:w="3120" w:type="dxa"/>
+            <w:tcW w:type="dxa" w:w="3120"/>
           </w:tcPr>
           <w:p>
             <w:r>
@@ -5868,7 +4037,7 @@
         </w:tc>
         <w:tc>
           <w:tcPr>
-            <w:tcW w:w="3120" w:type="dxa"/>
+            <w:tcW w:type="dxa" w:w="3120"/>
           </w:tcPr>
           <w:p>
             <w:r>
@@ -5889,14 +4058,13 @@
       <w:pPr>
         <w:pStyle w:val="Heading2"/>
       </w:pPr>
-      <w:bookmarkStart w:id="30" w:name="_Toc228190179"/>
       <w:r>
         <w:t>11. Maintenance Notes</w:t>
       </w:r>
-      <w:bookmarkEnd w:id="30"/>
     </w:p>
     <w:p/>
     <w:p>
+      <w:pPr/>
       <w:r>
         <w:rPr>
           <w:b/>
@@ -5908,6 +4076,7 @@
       </w:r>
     </w:p>
     <w:p>
+      <w:pPr/>
       <w:r>
         <w:rPr>
           <w:b/>
@@ -5929,6 +4098,7 @@
       </w:r>
     </w:p>
     <w:p>
+      <w:pPr/>
       <w:r>
         <w:rPr>
           <w:b/>
@@ -5940,6 +4110,7 @@
       </w:r>
     </w:p>
     <w:p>
+      <w:pPr/>
       <w:r>
         <w:rPr>
           <w:b/>
@@ -5951,6 +4122,7 @@
       </w:r>
     </w:p>
     <w:p>
+      <w:pPr/>
       <w:r>
         <w:rPr>
           <w:b/>
@@ -5982,24 +4154,21 @@
       <w:pPr>
         <w:pStyle w:val="Heading2"/>
       </w:pPr>
-      <w:bookmarkStart w:id="31" w:name="_Toc228190180"/>
       <w:r>
         <w:t>12. Related Documents</w:t>
       </w:r>
-      <w:bookmarkEnd w:id="31"/>
     </w:p>
     <w:p/>
     <w:p>
+      <w:pPr/>
       <w:r>
         <w:t>ThreatConnect Playbook documentation: [ThreatConnect Playbook Apps](https://docs.threatconnect.com)</w:t>
       </w:r>
     </w:p>
     <w:p>
-      <w:r>
-        <w:t xml:space="preserve">Mandiant Advantage Threat Intelligence feed </w:t>
-      </w:r>
-      <w:r>
-        <w:t>documentation</w:t>
+      <w:pPr/>
+      <w:r>
+        <w:t>Mandiant Advantage Threat Intelligence feed documentation</w:t>
       </w:r>
     </w:p>
     <w:sectPr>
@@ -6151,7 +4320,7 @@
               <w:noProof/>
             </w:rPr>
             <w:drawing>
-              <wp:inline distT="0" distB="0" distL="0" distR="0" wp14:anchorId="46126ACD" wp14:editId="4B981EA7">
+              <wp:inline distT="0" distB="0" distL="0" distR="0" wp14:anchorId="72DEBE38" wp14:editId="66345231">
                 <wp:extent cx="957532" cy="444240"/>
                 <wp:effectExtent l="0" t="0" r="0" b="0"/>
                 <wp:docPr id="1601952155" name="Picture 1601952155"/>
@@ -6272,6 +4441,7 @@
         <w:szCs w:val="18"/>
       </w:rPr>
     </w:pPr>
+    <w:proofErr w:type="gramStart"/>
     <w:r>
       <w:rPr>
         <w:rFonts w:ascii="Poppins ExtraBold" w:hAnsi="Poppins ExtraBold" w:cs="Poppins ExtraBold"/>
@@ -6279,6 +4449,7 @@
       </w:rPr>
       <w:t>TLP:AMBER</w:t>
     </w:r>
+    <w:proofErr w:type="gramEnd"/>
   </w:p>
 </w:ftr>
 </file>
@@ -6449,12 +4620,8 @@
         <w:p>
           <w:r>
             <w:t>TLP:AMBER</w:t>
-          </w:r>
-          <w:r>
             <w:br/>
             <w:t>ThreatConnect Playbook — Get CDN Scanning Indicators by ASN</w:t>
-          </w:r>
-          <w:r>
             <w:br/>
             <w:t>April 2026</w:t>
           </w:r>
@@ -6480,7 +4647,7 @@
               <w:noProof/>
             </w:rPr>
             <w:drawing>
-              <wp:inline distT="0" distB="0" distL="0" distR="0" wp14:anchorId="7C7C59ED" wp14:editId="4992DD6C">
+              <wp:inline distT="0" distB="0" distL="0" distR="0" wp14:anchorId="7971F684" wp14:editId="240B1539">
                 <wp:extent cx="1524000" cy="482851"/>
                 <wp:effectExtent l="0" t="0" r="0" b="0"/>
                 <wp:docPr id="402729602" name="Picture 1"/>
@@ -6537,7 +4704,7 @@
       <mc:AlternateContent>
         <mc:Choice Requires="wps">
           <w:drawing>
-            <wp:anchor distT="0" distB="0" distL="114300" distR="114300" simplePos="0" relativeHeight="251658240" behindDoc="0" locked="0" layoutInCell="1" allowOverlap="1" wp14:anchorId="224549AF" wp14:editId="5728830F">
+            <wp:anchor distT="0" distB="0" distL="114300" distR="114300" simplePos="0" relativeHeight="251658240" behindDoc="0" locked="0" layoutInCell="1" allowOverlap="1" wp14:anchorId="5839FB81" wp14:editId="43726EDC">
               <wp:simplePos x="0" y="0"/>
               <wp:positionH relativeFrom="column">
                 <wp:posOffset>-946150</wp:posOffset>
@@ -6615,7 +4782,7 @@
         <w:szCs w:val="22"/>
       </w:rPr>
       <w:drawing>
-        <wp:anchor distT="0" distB="0" distL="114300" distR="114300" simplePos="0" relativeHeight="251661312" behindDoc="0" locked="0" layoutInCell="1" allowOverlap="1" wp14:anchorId="4838B10A" wp14:editId="41EC9743">
+        <wp:anchor distT="0" distB="0" distL="114300" distR="114300" simplePos="0" relativeHeight="251661312" behindDoc="0" locked="0" layoutInCell="1" allowOverlap="1" wp14:anchorId="1813D673" wp14:editId="4C16BC2A">
           <wp:simplePos x="0" y="0"/>
           <wp:positionH relativeFrom="column">
             <wp:posOffset>9591675</wp:posOffset>
@@ -6697,7 +4864,7 @@
       <mc:AlternateContent>
         <mc:Choice Requires="wps">
           <w:drawing>
-            <wp:anchor distT="0" distB="0" distL="114300" distR="114300" simplePos="0" relativeHeight="251662336" behindDoc="0" locked="0" layoutInCell="1" allowOverlap="1" wp14:anchorId="2C73BBE2" wp14:editId="6EFB9F12">
+            <wp:anchor distT="0" distB="0" distL="114300" distR="114300" simplePos="0" relativeHeight="251662336" behindDoc="0" locked="0" layoutInCell="1" allowOverlap="1" wp14:anchorId="1F3D6E8D" wp14:editId="12C6E227">
               <wp:simplePos x="0" y="0"/>
               <wp:positionH relativeFrom="column">
                 <wp:posOffset>8305800</wp:posOffset>
@@ -6746,6 +4913,7 @@
                               <w:kern w:val="24"/>
                             </w:rPr>
                           </w:pPr>
+                          <w:proofErr w:type="gramStart"/>
                           <w:r>
                             <w:rPr>
                               <w:rFonts w:ascii="Nirmala Text" w:eastAsia="Nirmala Text" w:hAnsi="Nirmala Text" w:cs="Nirmala Text"/>
@@ -6754,7 +4922,18 @@
                               <w:color w:val="F6DD23"/>
                               <w:kern w:val="24"/>
                             </w:rPr>
-                            <w:t>TLP:AMBER+STRICT</w:t>
+                            <w:t>TLP:AMBER</w:t>
+                          </w:r>
+                          <w:proofErr w:type="gramEnd"/>
+                          <w:r>
+                            <w:rPr>
+                              <w:rFonts w:ascii="Nirmala Text" w:eastAsia="Nirmala Text" w:hAnsi="Nirmala Text" w:cs="Nirmala Text"/>
+                              <w:b/>
+                              <w:bCs/>
+                              <w:color w:val="F6DD23"/>
+                              <w:kern w:val="24"/>
+                            </w:rPr>
+                            <w:t>+STRICT</w:t>
                           </w:r>
                         </w:p>
                       </w:txbxContent>
@@ -11346,21 +9525,15 @@
 </file>
 
 <file path=customXml/item1.xml><?xml version="1.0" encoding="utf-8"?>
-<p:properties xmlns:p="http://schemas.microsoft.com/office/2006/metadata/properties" xmlns:xsi="http://www.w3.org/2001/XMLSchema-instance" xmlns:pc="http://schemas.microsoft.com/office/infopath/2007/PartnerControls">
-  <documentManagement>
-    <lcf76f155ced4ddcb4097134ff3c332f xmlns="afb72fb5-58d3-46e0-8b83-6204a9ccb897">
-      <Terms xmlns="http://schemas.microsoft.com/office/infopath/2007/PartnerControls"/>
-    </lcf76f155ced4ddcb4097134ff3c332f>
-    <TaxCatchAll xmlns="7eeb797a-e46d-47e3-9f8b-1124477eb690" xsi:nil="true"/>
-  </documentManagement>
-</p:properties>
+<?mso-contentType ?>
+<FormTemplates xmlns="http://schemas.microsoft.com/sharepoint/v3/contenttype/forms">
+  <Display>DocumentLibraryForm</Display>
+  <Edit>DocumentLibraryForm</Edit>
+  <New>DocumentLibraryForm</New>
+</FormTemplates>
 </file>
 
 <file path=customXml/item2.xml><?xml version="1.0" encoding="utf-8"?>
-<b:Sources xmlns:b="http://schemas.openxmlformats.org/officeDocument/2006/bibliography" xmlns="http://schemas.openxmlformats.org/officeDocument/2006/bibliography" SelectedStyle="/APASixthEditionOfficeOnline.xsl" StyleName="APA" Version="6"/>
-</file>
-
-<file path=customXml/item3.xml><?xml version="1.0" encoding="utf-8"?>
 <ct:contentTypeSchema xmlns:ct="http://schemas.microsoft.com/office/2006/metadata/contentType" xmlns:ma="http://schemas.microsoft.com/office/2006/metadata/properties/metaAttributes" ct:_="" ma:_="" ma:contentTypeName="Document" ma:contentTypeID="0x010100AFCF4B2913B96A488E0F743192725261" ma:contentTypeVersion="10" ma:contentTypeDescription="Create a new document." ma:contentTypeScope="" ma:versionID="2a3907d622944450d873795b62bd3fd1">
   <xsd:schema xmlns:xsd="http://www.w3.org/2001/XMLSchema" xmlns:xs="http://www.w3.org/2001/XMLSchema" xmlns:p="http://schemas.microsoft.com/office/2006/metadata/properties" xmlns:ns2="afb72fb5-58d3-46e0-8b83-6204a9ccb897" xmlns:ns3="7eeb797a-e46d-47e3-9f8b-1124477eb690" targetNamespace="http://schemas.microsoft.com/office/2006/metadata/properties" ma:root="true" ma:fieldsID="95604d8cadeb01aab63de2737106632d" ns2:_="" ns3:_="">
     <xsd:import namespace="afb72fb5-58d3-46e0-8b83-6204a9ccb897"/>
@@ -11549,35 +9722,30 @@
 </ct:contentTypeSchema>
 </file>
 
+<file path=customXml/item3.xml><?xml version="1.0" encoding="utf-8"?>
+<b:Sources xmlns:b="http://schemas.openxmlformats.org/officeDocument/2006/bibliography" xmlns="http://schemas.openxmlformats.org/officeDocument/2006/bibliography" SelectedStyle="/APASixthEditionOfficeOnline.xsl" StyleName="APA" Version="6"/>
+</file>
+
 <file path=customXml/item4.xml><?xml version="1.0" encoding="utf-8"?>
-<?mso-contentType ?>
-<FormTemplates xmlns="http://schemas.microsoft.com/sharepoint/v3/contenttype/forms">
-  <Display>DocumentLibraryForm</Display>
-  <Edit>DocumentLibraryForm</Edit>
-  <New>DocumentLibraryForm</New>
-</FormTemplates>
+<p:properties xmlns:p="http://schemas.microsoft.com/office/2006/metadata/properties" xmlns:xsi="http://www.w3.org/2001/XMLSchema-instance" xmlns:pc="http://schemas.microsoft.com/office/infopath/2007/PartnerControls">
+  <documentManagement>
+    <lcf76f155ced4ddcb4097134ff3c332f xmlns="afb72fb5-58d3-46e0-8b83-6204a9ccb897">
+      <Terms xmlns="http://schemas.microsoft.com/office/infopath/2007/PartnerControls"/>
+    </lcf76f155ced4ddcb4097134ff3c332f>
+    <TaxCatchAll xmlns="7eeb797a-e46d-47e3-9f8b-1124477eb690" xsi:nil="true"/>
+  </documentManagement>
+</p:properties>
 </file>
 
 <file path=customXml/itemProps1.xml><?xml version="1.0" encoding="utf-8"?>
-<ds:datastoreItem xmlns:ds="http://schemas.openxmlformats.org/officeDocument/2006/customXml" ds:itemID="{9B00A5AB-C3F4-4CD2-AAC1-F40B6DF48AEE}">
+<ds:datastoreItem xmlns:ds="http://schemas.openxmlformats.org/officeDocument/2006/customXml" ds:itemID="{4C9DE648-81B7-4867-9DBA-8D42A681444E}">
   <ds:schemaRefs>
-    <ds:schemaRef ds:uri="http://schemas.microsoft.com/office/2006/metadata/properties"/>
-    <ds:schemaRef ds:uri="http://schemas.microsoft.com/office/infopath/2007/PartnerControls"/>
-    <ds:schemaRef ds:uri="afb72fb5-58d3-46e0-8b83-6204a9ccb897"/>
-    <ds:schemaRef ds:uri="7eeb797a-e46d-47e3-9f8b-1124477eb690"/>
+    <ds:schemaRef ds:uri="http://schemas.microsoft.com/sharepoint/v3/contenttype/forms"/>
   </ds:schemaRefs>
 </ds:datastoreItem>
 </file>
 
 <file path=customXml/itemProps2.xml><?xml version="1.0" encoding="utf-8"?>
-<ds:datastoreItem xmlns:ds="http://schemas.openxmlformats.org/officeDocument/2006/customXml" ds:itemID="{019324B5-EF86-1D45-B65C-69FFDDC5F259}">
-  <ds:schemaRefs>
-    <ds:schemaRef ds:uri="http://schemas.openxmlformats.org/officeDocument/2006/bibliography"/>
-  </ds:schemaRefs>
-</ds:datastoreItem>
-</file>
-
-<file path=customXml/itemProps3.xml><?xml version="1.0" encoding="utf-8"?>
 <ds:datastoreItem xmlns:ds="http://schemas.openxmlformats.org/officeDocument/2006/customXml" ds:itemID="{3BB6F7E9-CC77-46A3-8137-2A102AA86487}">
   <ds:schemaRefs>
     <ds:schemaRef ds:uri="http://schemas.microsoft.com/office/2006/metadata/contentType"/>
@@ -11596,10 +9764,21 @@
 </ds:datastoreItem>
 </file>
 
+<file path=customXml/itemProps3.xml><?xml version="1.0" encoding="utf-8"?>
+<ds:datastoreItem xmlns:ds="http://schemas.openxmlformats.org/officeDocument/2006/customXml" ds:itemID="{019324B5-EF86-1D45-B65C-69FFDDC5F259}">
+  <ds:schemaRefs>
+    <ds:schemaRef ds:uri="http://schemas.openxmlformats.org/officeDocument/2006/bibliography"/>
+  </ds:schemaRefs>
+</ds:datastoreItem>
+</file>
+
 <file path=customXml/itemProps4.xml><?xml version="1.0" encoding="utf-8"?>
-<ds:datastoreItem xmlns:ds="http://schemas.openxmlformats.org/officeDocument/2006/customXml" ds:itemID="{4C9DE648-81B7-4867-9DBA-8D42A681444E}">
+<ds:datastoreItem xmlns:ds="http://schemas.openxmlformats.org/officeDocument/2006/customXml" ds:itemID="{9B00A5AB-C3F4-4CD2-AAC1-F40B6DF48AEE}">
   <ds:schemaRefs>
-    <ds:schemaRef ds:uri="http://schemas.microsoft.com/sharepoint/v3/contenttype/forms"/>
+    <ds:schemaRef ds:uri="http://schemas.microsoft.com/office/2006/metadata/properties"/>
+    <ds:schemaRef ds:uri="http://schemas.microsoft.com/office/infopath/2007/PartnerControls"/>
+    <ds:schemaRef ds:uri="afb72fb5-58d3-46e0-8b83-6204a9ccb897"/>
+    <ds:schemaRef ds:uri="7eeb797a-e46d-47e3-9f8b-1124477eb690"/>
   </ds:schemaRefs>
 </ds:datastoreItem>
 </file>
